--- a/Week-06/Day-01/Code4Impact_QA_Week6Day1_StudentGuide.docx
+++ b/Week-06/Day-01/Code4Impact_QA_Week6Day1_StudentGuide.docx
@@ -97,7 +97,7 @@
               <w:rPr>
                 <w:color w:val="1B2A4A"/>
               </w:rPr>
-              <w:t>You already know Sequence, Variables, and Conditions from Week 5, Day 2 — you don't need to re-read those notes to follow today.</w:t>
+              <w:t>You do not need coding experience to follow today. If Sequence, Variables, or Conditions still feel new, that is okay — we will connect every new idea back to simple everyday examples before looking at Java code.</w:t>
             </w:r>
           </w:p>
           <w:p>
@@ -108,7 +108,21 @@
               <w:rPr>
                 <w:color w:val="1B2A4A"/>
               </w:rPr>
-              <w:t>Have IntelliJ open and ready — the same project as before.</w:t>
+              <w:t xml:space="preserve">Have IntelliJ </w:t>
+            </w:r>
+            <w:proofErr w:type="gramStart"/>
+            <w:r>
+              <w:rPr>
+                <w:color w:val="1B2A4A"/>
+              </w:rPr>
+              <w:t>open</w:t>
+            </w:r>
+            <w:proofErr w:type="gramEnd"/>
+            <w:r>
+              <w:rPr>
+                <w:color w:val="1B2A4A"/>
+              </w:rPr>
+              <w:t xml:space="preserve"> and ready — the same project as before.</w:t>
             </w:r>
           </w:p>
           <w:p>
@@ -119,7 +133,35 @@
               <w:rPr>
                 <w:color w:val="1B2A4A"/>
               </w:rPr>
-              <w:t>Today we add two more building blocks, then look at debugging and read a real Selenium test.</w:t>
+              <w:t xml:space="preserve">Today we </w:t>
+            </w:r>
+            <w:proofErr w:type="gramStart"/>
+            <w:r>
+              <w:rPr>
+                <w:color w:val="1B2A4A"/>
+              </w:rPr>
+              <w:t>add</w:t>
+            </w:r>
+            <w:proofErr w:type="gramEnd"/>
+            <w:r>
+              <w:rPr>
+                <w:color w:val="1B2A4A"/>
+              </w:rPr>
+              <w:t xml:space="preserve"> two more building blocks, then </w:t>
+            </w:r>
+            <w:proofErr w:type="gramStart"/>
+            <w:r>
+              <w:rPr>
+                <w:color w:val="1B2A4A"/>
+              </w:rPr>
+              <w:t>look</w:t>
+            </w:r>
+            <w:proofErr w:type="gramEnd"/>
+            <w:r>
+              <w:rPr>
+                <w:color w:val="1B2A4A"/>
+              </w:rPr>
+              <w:t xml:space="preserve"> at debugging and read a real Selenium test.</w:t>
             </w:r>
           </w:p>
           <w:p>
@@ -140,6 +182,25 @@
       <w:pPr>
         <w:spacing w:after="200"/>
       </w:pPr>
+    </w:p>
+    <w:p>
+      <w:pPr>
+        <w:rPr>
+          <w:kern w:val="2"/>
+          <w14:ligatures w14:val="standardContextual"/>
+        </w:rPr>
+      </w:pPr>
+      <w:r>
+        <w:t xml:space="preserve">Today’s lesson uses one simple idea: programs are instructions written for a computer. Instead of trying to </w:t>
+      </w:r>
+      <w:proofErr w:type="spellStart"/>
+      <w:r>
+        <w:t>memorise</w:t>
+      </w:r>
+      <w:proofErr w:type="spellEnd"/>
+      <w:r>
+        <w:t xml:space="preserve"> everything, focus on reading code like a short set of steps. Ask yourself: What happens first? What value is being stored? What question is the code asking? What repeats? What named action is being called? If you can answer those questions in plain English, you are already thinking like a programmer.</w:t>
+      </w:r>
     </w:p>
     <w:p>
       <w:pPr>
@@ -256,6 +317,20 @@
     </w:p>
     <w:p>
       <w:pPr>
+        <w:rPr>
+          <w:kern w:val="2"/>
+          <w14:ligatures w14:val="standardContextual"/>
+        </w:rPr>
+      </w:pPr>
+      <w:r>
+        <w:rPr>
+          <w:color w:val="1B2A4A"/>
+        </w:rPr>
+        <w:t>Confidence check before starting: If you can explain Sequence as “step 1, then step 2, then step 3,” Variables as “a labelled box for a value,” and Conditions as “a yes-or-no decision,” you are ready to continue. If not, write those three definitions in your own words before moving on.</w:t>
+      </w:r>
+    </w:p>
+    <w:p>
+      <w:pPr>
         <w:pStyle w:val="Heading1"/>
         <w:spacing w:before="260" w:after="120"/>
       </w:pPr>
@@ -268,7 +343,49 @@
           <w:sz w:val="28"/>
           <w:szCs w:val="28"/>
         </w:rPr>
-        <w:t>Part 1: Loops — Repeat With a Stopping Rule</w:t>
+        <w:t xml:space="preserve">Part 1: Loops — Repeat </w:t>
+      </w:r>
+      <w:proofErr w:type="gramStart"/>
+      <w:r>
+        <w:rPr>
+          <w:rFonts w:ascii="Cambria" w:eastAsia="Cambria" w:hAnsi="Cambria" w:cs="Cambria"/>
+          <w:b/>
+          <w:bCs/>
+          <w:color w:val="013A40"/>
+          <w:sz w:val="28"/>
+          <w:szCs w:val="28"/>
+        </w:rPr>
+        <w:t>With</w:t>
+      </w:r>
+      <w:proofErr w:type="gramEnd"/>
+      <w:r>
+        <w:rPr>
+          <w:rFonts w:ascii="Cambria" w:eastAsia="Cambria" w:hAnsi="Cambria" w:cs="Cambria"/>
+          <w:b/>
+          <w:bCs/>
+          <w:color w:val="013A40"/>
+          <w:sz w:val="28"/>
+          <w:szCs w:val="28"/>
+        </w:rPr>
+        <w:t xml:space="preserve"> a Stopping Rule</w:t>
+      </w:r>
+    </w:p>
+    <w:p>
+      <w:pPr>
+        <w:rPr>
+          <w:kern w:val="2"/>
+          <w14:ligatures w14:val="standardContextual"/>
+        </w:rPr>
+      </w:pPr>
+      <w:r>
+        <w:rPr>
+          <w:b/>
+          <w:bCs/>
+        </w:rPr>
+        <w:t>Mini-glossary before we code:</w:t>
+      </w:r>
+      <w:r>
+        <w:t xml:space="preserve"> code means instructions for the computer; a variable is a labelled box that stores a value; a condition is a yes-or-no question; a loop repeats steps; a method is a named group of steps. Keep this list nearby and come back to it whenever a term feels unfamiliar.</w:t>
       </w:r>
     </w:p>
     <w:p>
@@ -279,7 +396,7 @@
         <w:rPr>
           <w:color w:val="1B2A4A"/>
         </w:rPr>
-        <w:t>Without a loop, repeating an action means writing it out every time:</w:t>
+        <w:t>A loop is like saying, “Repeat this action until the stopping rule is reached.” For example, a tester might check three login attempts one after another. Instead of writing the same instruction three separate times, a loop lets us write the instruction once and clearly state where to start, when to stop, and how to move to the next attempt.</w:t>
       </w:r>
     </w:p>
     <w:tbl>
@@ -324,42 +441,75 @@
             <w:pPr>
               <w:spacing w:after="20"/>
             </w:pPr>
-            <w:r>
-              <w:rPr>
-                <w:rFonts w:ascii="Consolas" w:eastAsia="Consolas" w:hAnsi="Consolas" w:cs="Consolas"/>
-                <w:color w:val="E3F2F1"/>
-                <w:sz w:val="20"/>
-                <w:szCs w:val="20"/>
-              </w:rPr>
-              <w:t>System.out.println("Attempt " + 1);</w:t>
+            <w:proofErr w:type="spellStart"/>
+            <w:r>
+              <w:rPr>
+                <w:rFonts w:ascii="Consolas" w:eastAsia="Consolas" w:hAnsi="Consolas" w:cs="Consolas"/>
+                <w:color w:val="E3F2F1"/>
+                <w:sz w:val="20"/>
+                <w:szCs w:val="20"/>
+              </w:rPr>
+              <w:t>System.out.println</w:t>
+            </w:r>
+            <w:proofErr w:type="spellEnd"/>
+            <w:r>
+              <w:rPr>
+                <w:rFonts w:ascii="Consolas" w:eastAsia="Consolas" w:hAnsi="Consolas" w:cs="Consolas"/>
+                <w:color w:val="E3F2F1"/>
+                <w:sz w:val="20"/>
+                <w:szCs w:val="20"/>
+              </w:rPr>
+              <w:t>("Attempt " + 1);</w:t>
             </w:r>
           </w:p>
           <w:p>
             <w:pPr>
               <w:spacing w:after="20"/>
             </w:pPr>
-            <w:r>
-              <w:rPr>
-                <w:rFonts w:ascii="Consolas" w:eastAsia="Consolas" w:hAnsi="Consolas" w:cs="Consolas"/>
-                <w:color w:val="E3F2F1"/>
-                <w:sz w:val="20"/>
-                <w:szCs w:val="20"/>
-              </w:rPr>
-              <w:t>System.out.println("Attempt " + 2);</w:t>
+            <w:proofErr w:type="spellStart"/>
+            <w:r>
+              <w:rPr>
+                <w:rFonts w:ascii="Consolas" w:eastAsia="Consolas" w:hAnsi="Consolas" w:cs="Consolas"/>
+                <w:color w:val="E3F2F1"/>
+                <w:sz w:val="20"/>
+                <w:szCs w:val="20"/>
+              </w:rPr>
+              <w:t>System.out.println</w:t>
+            </w:r>
+            <w:proofErr w:type="spellEnd"/>
+            <w:r>
+              <w:rPr>
+                <w:rFonts w:ascii="Consolas" w:eastAsia="Consolas" w:hAnsi="Consolas" w:cs="Consolas"/>
+                <w:color w:val="E3F2F1"/>
+                <w:sz w:val="20"/>
+                <w:szCs w:val="20"/>
+              </w:rPr>
+              <w:t>("Attempt " + 2);</w:t>
             </w:r>
           </w:p>
           <w:p>
             <w:pPr>
               <w:spacing w:after="20"/>
             </w:pPr>
-            <w:r>
-              <w:rPr>
-                <w:rFonts w:ascii="Consolas" w:eastAsia="Consolas" w:hAnsi="Consolas" w:cs="Consolas"/>
-                <w:color w:val="E3F2F1"/>
-                <w:sz w:val="20"/>
-                <w:szCs w:val="20"/>
-              </w:rPr>
-              <w:t>System.out.println("Attempt " + 3);</w:t>
+            <w:proofErr w:type="spellStart"/>
+            <w:r>
+              <w:rPr>
+                <w:rFonts w:ascii="Consolas" w:eastAsia="Consolas" w:hAnsi="Consolas" w:cs="Consolas"/>
+                <w:color w:val="E3F2F1"/>
+                <w:sz w:val="20"/>
+                <w:szCs w:val="20"/>
+              </w:rPr>
+              <w:t>System.out.println</w:t>
+            </w:r>
+            <w:proofErr w:type="spellEnd"/>
+            <w:r>
+              <w:rPr>
+                <w:rFonts w:ascii="Consolas" w:eastAsia="Consolas" w:hAnsi="Consolas" w:cs="Consolas"/>
+                <w:color w:val="E3F2F1"/>
+                <w:sz w:val="20"/>
+                <w:szCs w:val="20"/>
+              </w:rPr>
+              <w:t>("Attempt " + 3);</w:t>
             </w:r>
           </w:p>
         </w:tc>
@@ -425,8 +575,19 @@
                 <w:sz w:val="20"/>
                 <w:szCs w:val="20"/>
               </w:rPr>
-              <w:t>for (int attempt = 1; attempt &lt;= 3; attempt++) {</w:t>
-            </w:r>
+              <w:t>for (int attempt = 1; attempt &lt;= 3; attempt+</w:t>
+            </w:r>
+            <w:proofErr w:type="gramStart"/>
+            <w:r>
+              <w:rPr>
+                <w:rFonts w:ascii="Consolas" w:eastAsia="Consolas" w:hAnsi="Consolas" w:cs="Consolas"/>
+                <w:color w:val="E3F2F1"/>
+                <w:sz w:val="20"/>
+                <w:szCs w:val="20"/>
+              </w:rPr>
+              <w:t>+) {</w:t>
+            </w:r>
+            <w:proofErr w:type="gramEnd"/>
           </w:p>
           <w:p>
             <w:pPr>
@@ -439,7 +600,28 @@
                 <w:sz w:val="20"/>
                 <w:szCs w:val="20"/>
               </w:rPr>
-              <w:t xml:space="preserve">    System.out.println("Attempt " + attempt);</w:t>
+              <w:lastRenderedPageBreak/>
+              <w:t xml:space="preserve">    </w:t>
+            </w:r>
+            <w:proofErr w:type="spellStart"/>
+            <w:r>
+              <w:rPr>
+                <w:rFonts w:ascii="Consolas" w:eastAsia="Consolas" w:hAnsi="Consolas" w:cs="Consolas"/>
+                <w:color w:val="E3F2F1"/>
+                <w:sz w:val="20"/>
+                <w:szCs w:val="20"/>
+              </w:rPr>
+              <w:t>System.out.println</w:t>
+            </w:r>
+            <w:proofErr w:type="spellEnd"/>
+            <w:r>
+              <w:rPr>
+                <w:rFonts w:ascii="Consolas" w:eastAsia="Consolas" w:hAnsi="Consolas" w:cs="Consolas"/>
+                <w:color w:val="E3F2F1"/>
+                <w:sz w:val="20"/>
+                <w:szCs w:val="20"/>
+              </w:rPr>
+              <w:t>("Attempt " + attempt);</w:t>
             </w:r>
           </w:p>
           <w:p>
@@ -467,7 +649,50 @@
         <w:rPr>
           <w:color w:val="1B2A4A"/>
         </w:rPr>
+        <w:lastRenderedPageBreak/>
         <w:t>Three parts control it: start at 1, keep going while attempt is 3 or less, and add 1 each time.</w:t>
+      </w:r>
+    </w:p>
+    <w:p>
+      <w:pPr>
+        <w:rPr>
+          <w:kern w:val="2"/>
+          <w14:ligatures w14:val="standardContextual"/>
+        </w:rPr>
+      </w:pPr>
+      <w:r>
+        <w:rPr>
+          <w:color w:val="1B2A4A"/>
+        </w:rPr>
+        <w:t xml:space="preserve">Trace it slowly: before the first repeat, attempt is 1. The computer checks whether attempt is 3 or less. If yes, it prints the line, then attempt becomes 2. It checks again, prints again, then </w:t>
+      </w:r>
+      <w:proofErr w:type="gramStart"/>
+      <w:r>
+        <w:rPr>
+          <w:color w:val="1B2A4A"/>
+        </w:rPr>
+        <w:t>attempt</w:t>
+      </w:r>
+      <w:proofErr w:type="gramEnd"/>
+      <w:r>
+        <w:rPr>
+          <w:color w:val="1B2A4A"/>
+        </w:rPr>
+        <w:t xml:space="preserve"> becomes 3. It checks again, prints again, then </w:t>
+      </w:r>
+      <w:proofErr w:type="gramStart"/>
+      <w:r>
+        <w:rPr>
+          <w:color w:val="1B2A4A"/>
+        </w:rPr>
+        <w:t>attempt becomes</w:t>
+      </w:r>
+      <w:proofErr w:type="gramEnd"/>
+      <w:r>
+        <w:rPr>
+          <w:color w:val="1B2A4A"/>
+        </w:rPr>
+        <w:t xml:space="preserve"> 4. Now 4 is not 3 or less, so the loop stops.</w:t>
       </w:r>
     </w:p>
     <w:p>
@@ -536,8 +761,79 @@
                 <w:sz w:val="20"/>
                 <w:szCs w:val="20"/>
               </w:rPr>
-              <w:t>for (int i = 0; i &lt; 3; i++) {</w:t>
-            </w:r>
+              <w:t xml:space="preserve">for (int </w:t>
+            </w:r>
+            <w:proofErr w:type="spellStart"/>
+            <w:r>
+              <w:rPr>
+                <w:rFonts w:ascii="Consolas" w:eastAsia="Consolas" w:hAnsi="Consolas" w:cs="Consolas"/>
+                <w:color w:val="E3F2F1"/>
+                <w:sz w:val="20"/>
+                <w:szCs w:val="20"/>
+              </w:rPr>
+              <w:t>i</w:t>
+            </w:r>
+            <w:proofErr w:type="spellEnd"/>
+            <w:r>
+              <w:rPr>
+                <w:rFonts w:ascii="Consolas" w:eastAsia="Consolas" w:hAnsi="Consolas" w:cs="Consolas"/>
+                <w:color w:val="E3F2F1"/>
+                <w:sz w:val="20"/>
+                <w:szCs w:val="20"/>
+              </w:rPr>
+              <w:t xml:space="preserve"> = 0; </w:t>
+            </w:r>
+            <w:proofErr w:type="spellStart"/>
+            <w:r>
+              <w:rPr>
+                <w:rFonts w:ascii="Consolas" w:eastAsia="Consolas" w:hAnsi="Consolas" w:cs="Consolas"/>
+                <w:color w:val="E3F2F1"/>
+                <w:sz w:val="20"/>
+                <w:szCs w:val="20"/>
+              </w:rPr>
+              <w:t>i</w:t>
+            </w:r>
+            <w:proofErr w:type="spellEnd"/>
+            <w:r>
+              <w:rPr>
+                <w:rFonts w:ascii="Consolas" w:eastAsia="Consolas" w:hAnsi="Consolas" w:cs="Consolas"/>
+                <w:color w:val="E3F2F1"/>
+                <w:sz w:val="20"/>
+                <w:szCs w:val="20"/>
+              </w:rPr>
+              <w:t xml:space="preserve"> &lt; 3; </w:t>
+            </w:r>
+            <w:proofErr w:type="spellStart"/>
+            <w:r>
+              <w:rPr>
+                <w:rFonts w:ascii="Consolas" w:eastAsia="Consolas" w:hAnsi="Consolas" w:cs="Consolas"/>
+                <w:color w:val="E3F2F1"/>
+                <w:sz w:val="20"/>
+                <w:szCs w:val="20"/>
+              </w:rPr>
+              <w:t>i</w:t>
+            </w:r>
+            <w:proofErr w:type="spellEnd"/>
+            <w:r>
+              <w:rPr>
+                <w:rFonts w:ascii="Consolas" w:eastAsia="Consolas" w:hAnsi="Consolas" w:cs="Consolas"/>
+                <w:color w:val="E3F2F1"/>
+                <w:sz w:val="20"/>
+                <w:szCs w:val="20"/>
+              </w:rPr>
+              <w:t>+</w:t>
+            </w:r>
+            <w:proofErr w:type="gramStart"/>
+            <w:r>
+              <w:rPr>
+                <w:rFonts w:ascii="Consolas" w:eastAsia="Consolas" w:hAnsi="Consolas" w:cs="Consolas"/>
+                <w:color w:val="E3F2F1"/>
+                <w:sz w:val="20"/>
+                <w:szCs w:val="20"/>
+              </w:rPr>
+              <w:t>+) {</w:t>
+            </w:r>
+            <w:proofErr w:type="gramEnd"/>
           </w:p>
           <w:p>
             <w:pPr>
@@ -550,7 +846,47 @@
                 <w:sz w:val="20"/>
                 <w:szCs w:val="20"/>
               </w:rPr>
-              <w:t xml:space="preserve">    System.out.println("Row " + i);</w:t>
+              <w:t xml:space="preserve">    </w:t>
+            </w:r>
+            <w:proofErr w:type="spellStart"/>
+            <w:r>
+              <w:rPr>
+                <w:rFonts w:ascii="Consolas" w:eastAsia="Consolas" w:hAnsi="Consolas" w:cs="Consolas"/>
+                <w:color w:val="E3F2F1"/>
+                <w:sz w:val="20"/>
+                <w:szCs w:val="20"/>
+              </w:rPr>
+              <w:t>System.out.println</w:t>
+            </w:r>
+            <w:proofErr w:type="spellEnd"/>
+            <w:r>
+              <w:rPr>
+                <w:rFonts w:ascii="Consolas" w:eastAsia="Consolas" w:hAnsi="Consolas" w:cs="Consolas"/>
+                <w:color w:val="E3F2F1"/>
+                <w:sz w:val="20"/>
+                <w:szCs w:val="20"/>
+              </w:rPr>
+              <w:t xml:space="preserve">("Row " + </w:t>
+            </w:r>
+            <w:proofErr w:type="spellStart"/>
+            <w:r>
+              <w:rPr>
+                <w:rFonts w:ascii="Consolas" w:eastAsia="Consolas" w:hAnsi="Consolas" w:cs="Consolas"/>
+                <w:color w:val="E3F2F1"/>
+                <w:sz w:val="20"/>
+                <w:szCs w:val="20"/>
+              </w:rPr>
+              <w:t>i</w:t>
+            </w:r>
+            <w:proofErr w:type="spellEnd"/>
+            <w:r>
+              <w:rPr>
+                <w:rFonts w:ascii="Consolas" w:eastAsia="Consolas" w:hAnsi="Consolas" w:cs="Consolas"/>
+                <w:color w:val="E3F2F1"/>
+                <w:sz w:val="20"/>
+                <w:szCs w:val="20"/>
+              </w:rPr>
+              <w:t>);</w:t>
             </w:r>
           </w:p>
           <w:p>
@@ -679,7 +1015,6 @@
                 <w:sz w:val="20"/>
                 <w:szCs w:val="20"/>
               </w:rPr>
-              <w:lastRenderedPageBreak/>
               <w:t>Model Answer</w:t>
             </w:r>
           </w:p>
@@ -713,7 +1048,113 @@
               <w:rPr>
                 <w:color w:val="1B2A4A"/>
               </w:rPr>
-              <w:t>3) for (int i = 1; i &lt;= 5; i++) { System.out.println("Row " + i); } — there's more than one correct way to write this, as long as it starts at 1 and stops after 5.</w:t>
+              <w:t xml:space="preserve">3) for (int </w:t>
+            </w:r>
+            <w:proofErr w:type="spellStart"/>
+            <w:r>
+              <w:rPr>
+                <w:color w:val="1B2A4A"/>
+              </w:rPr>
+              <w:t>i</w:t>
+            </w:r>
+            <w:proofErr w:type="spellEnd"/>
+            <w:r>
+              <w:rPr>
+                <w:color w:val="1B2A4A"/>
+              </w:rPr>
+              <w:t xml:space="preserve"> = 1; </w:t>
+            </w:r>
+            <w:proofErr w:type="spellStart"/>
+            <w:r>
+              <w:rPr>
+                <w:color w:val="1B2A4A"/>
+              </w:rPr>
+              <w:t>i</w:t>
+            </w:r>
+            <w:proofErr w:type="spellEnd"/>
+            <w:r>
+              <w:rPr>
+                <w:color w:val="1B2A4A"/>
+              </w:rPr>
+              <w:t xml:space="preserve"> &lt;= 5; </w:t>
+            </w:r>
+            <w:proofErr w:type="spellStart"/>
+            <w:r>
+              <w:rPr>
+                <w:color w:val="1B2A4A"/>
+              </w:rPr>
+              <w:t>i</w:t>
+            </w:r>
+            <w:proofErr w:type="spellEnd"/>
+            <w:r>
+              <w:rPr>
+                <w:color w:val="1B2A4A"/>
+              </w:rPr>
+              <w:t xml:space="preserve">++) </w:t>
+            </w:r>
+            <w:proofErr w:type="gramStart"/>
+            <w:r>
+              <w:rPr>
+                <w:color w:val="1B2A4A"/>
+              </w:rPr>
+              <w:t xml:space="preserve">{ </w:t>
+            </w:r>
+            <w:proofErr w:type="spellStart"/>
+            <w:r>
+              <w:rPr>
+                <w:color w:val="1B2A4A"/>
+              </w:rPr>
+              <w:t>System.out.println</w:t>
+            </w:r>
+            <w:proofErr w:type="spellEnd"/>
+            <w:proofErr w:type="gramEnd"/>
+            <w:r>
+              <w:rPr>
+                <w:color w:val="1B2A4A"/>
+              </w:rPr>
+              <w:t xml:space="preserve">("Row " + </w:t>
+            </w:r>
+            <w:proofErr w:type="spellStart"/>
+            <w:r>
+              <w:rPr>
+                <w:color w:val="1B2A4A"/>
+              </w:rPr>
+              <w:t>i</w:t>
+            </w:r>
+            <w:proofErr w:type="spellEnd"/>
+            <w:r>
+              <w:rPr>
+                <w:color w:val="1B2A4A"/>
+              </w:rPr>
+              <w:t>)</w:t>
+            </w:r>
+            <w:proofErr w:type="gramStart"/>
+            <w:r>
+              <w:rPr>
+                <w:color w:val="1B2A4A"/>
+              </w:rPr>
+              <w:t>; }</w:t>
+            </w:r>
+            <w:proofErr w:type="gramEnd"/>
+            <w:r>
+              <w:rPr>
+                <w:color w:val="1B2A4A"/>
+              </w:rPr>
+              <w:t xml:space="preserve"> — there's more than one correct way to write this, </w:t>
+            </w:r>
+            <w:proofErr w:type="gramStart"/>
+            <w:r>
+              <w:rPr>
+                <w:color w:val="1B2A4A"/>
+              </w:rPr>
+              <w:t>as long as</w:t>
+            </w:r>
+            <w:proofErr w:type="gramEnd"/>
+            <w:r>
+              <w:rPr>
+                <w:color w:val="1B2A4A"/>
+              </w:rPr>
+              <w:t xml:space="preserve"> it starts at 1 and stops after 5.</w:t>
             </w:r>
           </w:p>
         </w:tc>
@@ -810,7 +1251,35 @@
               <w:rPr>
                 <w:color w:val="1B2A4A"/>
               </w:rPr>
-              <w:t>Because in everyday counting we start at 1, but in programming, starting at 0 is common and often intentional. Misreading the starting point is called an 'off-by-one error' — it's one of the most common bugs, not a sign of doing something wrong.</w:t>
+              <w:t>Because in everyday counting we start at 1, but in programming, starting at 0 is common and often intentional. Misreading the starting point is called an 'off-by-one error</w:t>
+            </w:r>
+            <w:proofErr w:type="gramStart"/>
+            <w:r>
+              <w:rPr>
+                <w:color w:val="1B2A4A"/>
+              </w:rPr>
+              <w:t>' —</w:t>
+            </w:r>
+            <w:proofErr w:type="gramEnd"/>
+            <w:r>
+              <w:rPr>
+                <w:color w:val="1B2A4A"/>
+              </w:rPr>
+              <w:t xml:space="preserve"> </w:t>
+            </w:r>
+            <w:proofErr w:type="gramStart"/>
+            <w:r>
+              <w:rPr>
+                <w:color w:val="1B2A4A"/>
+              </w:rPr>
+              <w:t>it's</w:t>
+            </w:r>
+            <w:proofErr w:type="gramEnd"/>
+            <w:r>
+              <w:rPr>
+                <w:color w:val="1B2A4A"/>
+              </w:rPr>
+              <w:t xml:space="preserve"> one of the most common bugs, not a sign of doing something wrong.</w:t>
             </w:r>
           </w:p>
         </w:tc>
@@ -842,11 +1311,33 @@
       <w:pPr>
         <w:spacing w:after="100"/>
       </w:pPr>
-      <w:r>
-        <w:rPr>
-          <w:color w:val="1B2A4A"/>
-        </w:rPr>
-        <w:t>A method gives a set of steps a name, so we can reuse it without retyping it.</w:t>
+      <w:proofErr w:type="gramStart"/>
+      <w:r>
+        <w:rPr>
+          <w:color w:val="1B2A4A"/>
+        </w:rPr>
+        <w:t>A method</w:t>
+      </w:r>
+      <w:proofErr w:type="gramEnd"/>
+      <w:r>
+        <w:rPr>
+          <w:color w:val="1B2A4A"/>
+        </w:rPr>
+        <w:t xml:space="preserve"> is a named </w:t>
+      </w:r>
+      <w:proofErr w:type="gramStart"/>
+      <w:r>
+        <w:rPr>
+          <w:color w:val="1B2A4A"/>
+        </w:rPr>
+        <w:t>mini-recipe</w:t>
+      </w:r>
+      <w:proofErr w:type="gramEnd"/>
+      <w:r>
+        <w:rPr>
+          <w:color w:val="1B2A4A"/>
+        </w:rPr>
+        <w:t>. Writing the method is like writing the recipe card; it describes the steps, but nothing happens yet. Calling the method is like saying, “Use that recipe now.” Every time the method is called, the computer runs the steps inside it from the top.</w:t>
       </w:r>
     </w:p>
     <w:tbl>
@@ -898,7 +1389,38 @@
                 <w:sz w:val="20"/>
                 <w:szCs w:val="20"/>
               </w:rPr>
-              <w:t>static void openLoginPage() {</w:t>
+              <w:t xml:space="preserve">static void </w:t>
+            </w:r>
+            <w:proofErr w:type="spellStart"/>
+            <w:proofErr w:type="gramStart"/>
+            <w:r>
+              <w:rPr>
+                <w:rFonts w:ascii="Consolas" w:eastAsia="Consolas" w:hAnsi="Consolas" w:cs="Consolas"/>
+                <w:color w:val="E3F2F1"/>
+                <w:sz w:val="20"/>
+                <w:szCs w:val="20"/>
+              </w:rPr>
+              <w:t>openLoginPage</w:t>
+            </w:r>
+            <w:proofErr w:type="spellEnd"/>
+            <w:r>
+              <w:rPr>
+                <w:rFonts w:ascii="Consolas" w:eastAsia="Consolas" w:hAnsi="Consolas" w:cs="Consolas"/>
+                <w:color w:val="E3F2F1"/>
+                <w:sz w:val="20"/>
+                <w:szCs w:val="20"/>
+              </w:rPr>
+              <w:t>(</w:t>
+            </w:r>
+            <w:proofErr w:type="gramEnd"/>
+            <w:r>
+              <w:rPr>
+                <w:rFonts w:ascii="Consolas" w:eastAsia="Consolas" w:hAnsi="Consolas" w:cs="Consolas"/>
+                <w:color w:val="E3F2F1"/>
+                <w:sz w:val="20"/>
+                <w:szCs w:val="20"/>
+              </w:rPr>
+              <w:t>) {</w:t>
             </w:r>
           </w:p>
           <w:p>
@@ -912,7 +1434,27 @@
                 <w:sz w:val="20"/>
                 <w:szCs w:val="20"/>
               </w:rPr>
-              <w:t xml:space="preserve">    System.out.println("Open browser");</w:t>
+              <w:t xml:space="preserve">    </w:t>
+            </w:r>
+            <w:proofErr w:type="spellStart"/>
+            <w:r>
+              <w:rPr>
+                <w:rFonts w:ascii="Consolas" w:eastAsia="Consolas" w:hAnsi="Consolas" w:cs="Consolas"/>
+                <w:color w:val="E3F2F1"/>
+                <w:sz w:val="20"/>
+                <w:szCs w:val="20"/>
+              </w:rPr>
+              <w:t>System.out.println</w:t>
+            </w:r>
+            <w:proofErr w:type="spellEnd"/>
+            <w:r>
+              <w:rPr>
+                <w:rFonts w:ascii="Consolas" w:eastAsia="Consolas" w:hAnsi="Consolas" w:cs="Consolas"/>
+                <w:color w:val="E3F2F1"/>
+                <w:sz w:val="20"/>
+                <w:szCs w:val="20"/>
+              </w:rPr>
+              <w:t>("Open browser");</w:t>
             </w:r>
           </w:p>
           <w:p>
@@ -926,7 +1468,27 @@
                 <w:sz w:val="20"/>
                 <w:szCs w:val="20"/>
               </w:rPr>
-              <w:t xml:space="preserve">    System.out.println("Go to login");</w:t>
+              <w:t xml:space="preserve">    </w:t>
+            </w:r>
+            <w:proofErr w:type="spellStart"/>
+            <w:r>
+              <w:rPr>
+                <w:rFonts w:ascii="Consolas" w:eastAsia="Consolas" w:hAnsi="Consolas" w:cs="Consolas"/>
+                <w:color w:val="E3F2F1"/>
+                <w:sz w:val="20"/>
+                <w:szCs w:val="20"/>
+              </w:rPr>
+              <w:t>System.out.println</w:t>
+            </w:r>
+            <w:proofErr w:type="spellEnd"/>
+            <w:r>
+              <w:rPr>
+                <w:rFonts w:ascii="Consolas" w:eastAsia="Consolas" w:hAnsi="Consolas" w:cs="Consolas"/>
+                <w:color w:val="E3F2F1"/>
+                <w:sz w:val="20"/>
+                <w:szCs w:val="20"/>
+              </w:rPr>
+              <w:t>("Go to login");</w:t>
             </w:r>
           </w:p>
           <w:p>
@@ -961,14 +1523,36 @@
             <w:pPr>
               <w:spacing w:after="20"/>
             </w:pPr>
-            <w:r>
-              <w:rPr>
-                <w:rFonts w:ascii="Consolas" w:eastAsia="Consolas" w:hAnsi="Consolas" w:cs="Consolas"/>
-                <w:color w:val="E3F2F1"/>
-                <w:sz w:val="20"/>
-                <w:szCs w:val="20"/>
-              </w:rPr>
-              <w:t>openLoginPage();</w:t>
+            <w:proofErr w:type="spellStart"/>
+            <w:proofErr w:type="gramStart"/>
+            <w:r>
+              <w:rPr>
+                <w:rFonts w:ascii="Consolas" w:eastAsia="Consolas" w:hAnsi="Consolas" w:cs="Consolas"/>
+                <w:color w:val="E3F2F1"/>
+                <w:sz w:val="20"/>
+                <w:szCs w:val="20"/>
+              </w:rPr>
+              <w:t>openLoginPage</w:t>
+            </w:r>
+            <w:proofErr w:type="spellEnd"/>
+            <w:r>
+              <w:rPr>
+                <w:rFonts w:ascii="Consolas" w:eastAsia="Consolas" w:hAnsi="Consolas" w:cs="Consolas"/>
+                <w:color w:val="E3F2F1"/>
+                <w:sz w:val="20"/>
+                <w:szCs w:val="20"/>
+              </w:rPr>
+              <w:t>(</w:t>
+            </w:r>
+            <w:proofErr w:type="gramEnd"/>
+            <w:r>
+              <w:rPr>
+                <w:rFonts w:ascii="Consolas" w:eastAsia="Consolas" w:hAnsi="Consolas" w:cs="Consolas"/>
+                <w:color w:val="E3F2F1"/>
+                <w:sz w:val="20"/>
+                <w:szCs w:val="20"/>
+              </w:rPr>
+              <w:t>);</w:t>
             </w:r>
           </w:p>
         </w:tc>
@@ -999,6 +1583,7 @@
           <w:sz w:val="23"/>
           <w:szCs w:val="23"/>
         </w:rPr>
+        <w:lastRenderedPageBreak/>
         <w:t>Quick Practice</w:t>
       </w:r>
     </w:p>
@@ -1010,7 +1595,29 @@
         <w:rPr>
           <w:color w:val="1B2A4A"/>
         </w:rPr>
-        <w:t>If openLoginPage() is called twice in a row, what prints, and how many times?</w:t>
+        <w:t xml:space="preserve">If </w:t>
+      </w:r>
+      <w:proofErr w:type="spellStart"/>
+      <w:proofErr w:type="gramStart"/>
+      <w:r>
+        <w:rPr>
+          <w:color w:val="1B2A4A"/>
+        </w:rPr>
+        <w:t>openLoginPage</w:t>
+      </w:r>
+      <w:proofErr w:type="spellEnd"/>
+      <w:r>
+        <w:rPr>
+          <w:color w:val="1B2A4A"/>
+        </w:rPr>
+        <w:t>(</w:t>
+      </w:r>
+      <w:proofErr w:type="gramEnd"/>
+      <w:r>
+        <w:rPr>
+          <w:color w:val="1B2A4A"/>
+        </w:rPr>
+        <w:t>) is called twice in a row, what prints, and how many times?</w:t>
       </w:r>
     </w:p>
     <w:tbl>
@@ -1076,7 +1683,19 @@
               <w:rPr>
                 <w:color w:val="1B2A4A"/>
               </w:rPr>
-              <w:t>“Open browser” and “Open to login” each print twice, once per call, in order — because calling a method runs its steps again from the top.</w:t>
+              <w:t>“Open browser” and “</w:t>
+            </w:r>
+            <w:r>
+              <w:rPr>
+                <w:color w:val="1B2A4A"/>
+              </w:rPr>
+              <w:t>Go</w:t>
+            </w:r>
+            <w:r>
+              <w:rPr>
+                <w:color w:val="1B2A4A"/>
+              </w:rPr>
+              <w:t xml:space="preserve"> to login” each print twice, once per call, in order — because calling a method runs its steps again from the top.</w:t>
             </w:r>
           </w:p>
         </w:tc>
@@ -1217,11 +1836,85 @@
             <w:pPr>
               <w:spacing w:after="80"/>
             </w:pPr>
-            <w:r>
-              <w:rPr>
-                <w:color w:val="1B2A4A"/>
-              </w:rPr>
-              <w:t>enterCredentials(), clickCheckout(), verifyPageTitle() — your own wording is fine as long as the name describes the action clearly, not the code inside it.</w:t>
+            <w:proofErr w:type="spellStart"/>
+            <w:proofErr w:type="gramStart"/>
+            <w:r>
+              <w:rPr>
+                <w:color w:val="1B2A4A"/>
+              </w:rPr>
+              <w:t>enterCredentials</w:t>
+            </w:r>
+            <w:proofErr w:type="spellEnd"/>
+            <w:r>
+              <w:rPr>
+                <w:color w:val="1B2A4A"/>
+              </w:rPr>
+              <w:t>(</w:t>
+            </w:r>
+            <w:proofErr w:type="gramEnd"/>
+            <w:r>
+              <w:rPr>
+                <w:color w:val="1B2A4A"/>
+              </w:rPr>
+              <w:t xml:space="preserve">), </w:t>
+            </w:r>
+            <w:proofErr w:type="spellStart"/>
+            <w:proofErr w:type="gramStart"/>
+            <w:r>
+              <w:rPr>
+                <w:color w:val="1B2A4A"/>
+              </w:rPr>
+              <w:t>clickCheckout</w:t>
+            </w:r>
+            <w:proofErr w:type="spellEnd"/>
+            <w:r>
+              <w:rPr>
+                <w:color w:val="1B2A4A"/>
+              </w:rPr>
+              <w:t>(</w:t>
+            </w:r>
+            <w:proofErr w:type="gramEnd"/>
+            <w:r>
+              <w:rPr>
+                <w:color w:val="1B2A4A"/>
+              </w:rPr>
+              <w:t xml:space="preserve">), </w:t>
+            </w:r>
+            <w:proofErr w:type="spellStart"/>
+            <w:proofErr w:type="gramStart"/>
+            <w:r>
+              <w:rPr>
+                <w:color w:val="1B2A4A"/>
+              </w:rPr>
+              <w:t>verifyPageTitle</w:t>
+            </w:r>
+            <w:proofErr w:type="spellEnd"/>
+            <w:r>
+              <w:rPr>
+                <w:color w:val="1B2A4A"/>
+              </w:rPr>
+              <w:t>(</w:t>
+            </w:r>
+            <w:proofErr w:type="gramEnd"/>
+            <w:r>
+              <w:rPr>
+                <w:color w:val="1B2A4A"/>
+              </w:rPr>
+              <w:t xml:space="preserve">) — your own wording is fine </w:t>
+            </w:r>
+            <w:proofErr w:type="gramStart"/>
+            <w:r>
+              <w:rPr>
+                <w:color w:val="1B2A4A"/>
+              </w:rPr>
+              <w:t>as long as</w:t>
+            </w:r>
+            <w:proofErr w:type="gramEnd"/>
+            <w:r>
+              <w:rPr>
+                <w:color w:val="1B2A4A"/>
+              </w:rPr>
+              <w:t xml:space="preserve"> the name describes the action clearly, not the code inside it.</w:t>
             </w:r>
           </w:p>
         </w:tc>
@@ -1309,8 +2002,61 @@
                 <w:sz w:val="20"/>
                 <w:szCs w:val="20"/>
               </w:rPr>
-              <w:t>static void checkResult(String pageTitle) {</w:t>
-            </w:r>
+              <w:t xml:space="preserve">static void </w:t>
+            </w:r>
+            <w:proofErr w:type="spellStart"/>
+            <w:proofErr w:type="gramStart"/>
+            <w:r>
+              <w:rPr>
+                <w:rFonts w:ascii="Consolas" w:eastAsia="Consolas" w:hAnsi="Consolas" w:cs="Consolas"/>
+                <w:color w:val="E3F2F1"/>
+                <w:sz w:val="20"/>
+                <w:szCs w:val="20"/>
+              </w:rPr>
+              <w:t>checkResult</w:t>
+            </w:r>
+            <w:proofErr w:type="spellEnd"/>
+            <w:r>
+              <w:rPr>
+                <w:rFonts w:ascii="Consolas" w:eastAsia="Consolas" w:hAnsi="Consolas" w:cs="Consolas"/>
+                <w:color w:val="E3F2F1"/>
+                <w:sz w:val="20"/>
+                <w:szCs w:val="20"/>
+              </w:rPr>
+              <w:t>(</w:t>
+            </w:r>
+            <w:proofErr w:type="gramEnd"/>
+            <w:r>
+              <w:rPr>
+                <w:rFonts w:ascii="Consolas" w:eastAsia="Consolas" w:hAnsi="Consolas" w:cs="Consolas"/>
+                <w:color w:val="E3F2F1"/>
+                <w:sz w:val="20"/>
+                <w:szCs w:val="20"/>
+              </w:rPr>
+              <w:t xml:space="preserve">String </w:t>
+            </w:r>
+            <w:proofErr w:type="spellStart"/>
+            <w:proofErr w:type="gramStart"/>
+            <w:r>
+              <w:rPr>
+                <w:rFonts w:ascii="Consolas" w:eastAsia="Consolas" w:hAnsi="Consolas" w:cs="Consolas"/>
+                <w:color w:val="E3F2F1"/>
+                <w:sz w:val="20"/>
+                <w:szCs w:val="20"/>
+              </w:rPr>
+              <w:t>pageTitle</w:t>
+            </w:r>
+            <w:proofErr w:type="spellEnd"/>
+            <w:r>
+              <w:rPr>
+                <w:rFonts w:ascii="Consolas" w:eastAsia="Consolas" w:hAnsi="Consolas" w:cs="Consolas"/>
+                <w:color w:val="E3F2F1"/>
+                <w:sz w:val="20"/>
+                <w:szCs w:val="20"/>
+              </w:rPr>
+              <w:t>) {</w:t>
+            </w:r>
+            <w:proofErr w:type="gramEnd"/>
           </w:p>
           <w:p>
             <w:pPr>
@@ -1323,8 +2069,39 @@
                 <w:sz w:val="20"/>
                 <w:szCs w:val="20"/>
               </w:rPr>
-              <w:t xml:space="preserve">    if (pageTitle.equals("Dashboard")) {</w:t>
-            </w:r>
+              <w:t xml:space="preserve">    if (</w:t>
+            </w:r>
+            <w:proofErr w:type="spellStart"/>
+            <w:r>
+              <w:rPr>
+                <w:rFonts w:ascii="Consolas" w:eastAsia="Consolas" w:hAnsi="Consolas" w:cs="Consolas"/>
+                <w:color w:val="E3F2F1"/>
+                <w:sz w:val="20"/>
+                <w:szCs w:val="20"/>
+              </w:rPr>
+              <w:t>pageTitle.equals</w:t>
+            </w:r>
+            <w:proofErr w:type="spellEnd"/>
+            <w:r>
+              <w:rPr>
+                <w:rFonts w:ascii="Consolas" w:eastAsia="Consolas" w:hAnsi="Consolas" w:cs="Consolas"/>
+                <w:color w:val="E3F2F1"/>
+                <w:sz w:val="20"/>
+                <w:szCs w:val="20"/>
+              </w:rPr>
+              <w:t>("Dashboard"</w:t>
+            </w:r>
+            <w:proofErr w:type="gramStart"/>
+            <w:r>
+              <w:rPr>
+                <w:rFonts w:ascii="Consolas" w:eastAsia="Consolas" w:hAnsi="Consolas" w:cs="Consolas"/>
+                <w:color w:val="E3F2F1"/>
+                <w:sz w:val="20"/>
+                <w:szCs w:val="20"/>
+              </w:rPr>
+              <w:t>)) {</w:t>
+            </w:r>
+            <w:proofErr w:type="gramEnd"/>
           </w:p>
           <w:p>
             <w:pPr>
@@ -1337,7 +2114,27 @@
                 <w:sz w:val="20"/>
                 <w:szCs w:val="20"/>
               </w:rPr>
-              <w:t xml:space="preserve">        System.out.println("PASS");</w:t>
+              <w:t xml:space="preserve">        </w:t>
+            </w:r>
+            <w:proofErr w:type="spellStart"/>
+            <w:r>
+              <w:rPr>
+                <w:rFonts w:ascii="Consolas" w:eastAsia="Consolas" w:hAnsi="Consolas" w:cs="Consolas"/>
+                <w:color w:val="E3F2F1"/>
+                <w:sz w:val="20"/>
+                <w:szCs w:val="20"/>
+              </w:rPr>
+              <w:t>System.out.println</w:t>
+            </w:r>
+            <w:proofErr w:type="spellEnd"/>
+            <w:r>
+              <w:rPr>
+                <w:rFonts w:ascii="Consolas" w:eastAsia="Consolas" w:hAnsi="Consolas" w:cs="Consolas"/>
+                <w:color w:val="E3F2F1"/>
+                <w:sz w:val="20"/>
+                <w:szCs w:val="20"/>
+              </w:rPr>
+              <w:t>("PASS");</w:t>
             </w:r>
           </w:p>
           <w:p>
@@ -1365,7 +2162,27 @@
                 <w:sz w:val="20"/>
                 <w:szCs w:val="20"/>
               </w:rPr>
-              <w:t xml:space="preserve">        System.out.println("FAIL");</w:t>
+              <w:t xml:space="preserve">        </w:t>
+            </w:r>
+            <w:proofErr w:type="spellStart"/>
+            <w:r>
+              <w:rPr>
+                <w:rFonts w:ascii="Consolas" w:eastAsia="Consolas" w:hAnsi="Consolas" w:cs="Consolas"/>
+                <w:color w:val="E3F2F1"/>
+                <w:sz w:val="20"/>
+                <w:szCs w:val="20"/>
+              </w:rPr>
+              <w:t>System.out.println</w:t>
+            </w:r>
+            <w:proofErr w:type="spellEnd"/>
+            <w:r>
+              <w:rPr>
+                <w:rFonts w:ascii="Consolas" w:eastAsia="Consolas" w:hAnsi="Consolas" w:cs="Consolas"/>
+                <w:color w:val="E3F2F1"/>
+                <w:sz w:val="20"/>
+                <w:szCs w:val="20"/>
+              </w:rPr>
+              <w:t>("FAIL");</w:t>
             </w:r>
           </w:p>
           <w:p>
@@ -1421,7 +2238,27 @@
                 <w:sz w:val="20"/>
                 <w:szCs w:val="20"/>
               </w:rPr>
-              <w:t>String pageTitle = "Dashboard";</w:t>
+              <w:t xml:space="preserve">String </w:t>
+            </w:r>
+            <w:proofErr w:type="spellStart"/>
+            <w:r>
+              <w:rPr>
+                <w:rFonts w:ascii="Consolas" w:eastAsia="Consolas" w:hAnsi="Consolas" w:cs="Consolas"/>
+                <w:color w:val="E3F2F1"/>
+                <w:sz w:val="20"/>
+                <w:szCs w:val="20"/>
+              </w:rPr>
+              <w:t>pageTitle</w:t>
+            </w:r>
+            <w:proofErr w:type="spellEnd"/>
+            <w:r>
+              <w:rPr>
+                <w:rFonts w:ascii="Consolas" w:eastAsia="Consolas" w:hAnsi="Consolas" w:cs="Consolas"/>
+                <w:color w:val="E3F2F1"/>
+                <w:sz w:val="20"/>
+                <w:szCs w:val="20"/>
+              </w:rPr>
+              <w:t xml:space="preserve"> = "Dashboard";</w:t>
             </w:r>
           </w:p>
           <w:p>
@@ -1435,8 +2272,19 @@
                 <w:sz w:val="20"/>
                 <w:szCs w:val="20"/>
               </w:rPr>
-              <w:t>for (int attempt = 1; attempt &lt;= 2; attempt++) {</w:t>
-            </w:r>
+              <w:t>for (int attempt = 1; attempt &lt;= 2; attempt+</w:t>
+            </w:r>
+            <w:proofErr w:type="gramStart"/>
+            <w:r>
+              <w:rPr>
+                <w:rFonts w:ascii="Consolas" w:eastAsia="Consolas" w:hAnsi="Consolas" w:cs="Consolas"/>
+                <w:color w:val="E3F2F1"/>
+                <w:sz w:val="20"/>
+                <w:szCs w:val="20"/>
+              </w:rPr>
+              <w:t>+) {</w:t>
+            </w:r>
+            <w:proofErr w:type="gramEnd"/>
           </w:p>
           <w:p>
             <w:pPr>
@@ -1449,7 +2297,27 @@
                 <w:sz w:val="20"/>
                 <w:szCs w:val="20"/>
               </w:rPr>
-              <w:t xml:space="preserve">    System.out.println("Attempt " + attempt);</w:t>
+              <w:t xml:space="preserve">    </w:t>
+            </w:r>
+            <w:proofErr w:type="spellStart"/>
+            <w:r>
+              <w:rPr>
+                <w:rFonts w:ascii="Consolas" w:eastAsia="Consolas" w:hAnsi="Consolas" w:cs="Consolas"/>
+                <w:color w:val="E3F2F1"/>
+                <w:sz w:val="20"/>
+                <w:szCs w:val="20"/>
+              </w:rPr>
+              <w:t>System.out.println</w:t>
+            </w:r>
+            <w:proofErr w:type="spellEnd"/>
+            <w:r>
+              <w:rPr>
+                <w:rFonts w:ascii="Consolas" w:eastAsia="Consolas" w:hAnsi="Consolas" w:cs="Consolas"/>
+                <w:color w:val="E3F2F1"/>
+                <w:sz w:val="20"/>
+                <w:szCs w:val="20"/>
+              </w:rPr>
+              <w:t>("Attempt " + attempt);</w:t>
             </w:r>
           </w:p>
           <w:p>
@@ -1463,7 +2331,47 @@
                 <w:sz w:val="20"/>
                 <w:szCs w:val="20"/>
               </w:rPr>
-              <w:t xml:space="preserve">    checkResult(pageTitle);</w:t>
+              <w:t xml:space="preserve">    </w:t>
+            </w:r>
+            <w:proofErr w:type="spellStart"/>
+            <w:r>
+              <w:rPr>
+                <w:rFonts w:ascii="Consolas" w:eastAsia="Consolas" w:hAnsi="Consolas" w:cs="Consolas"/>
+                <w:color w:val="E3F2F1"/>
+                <w:sz w:val="20"/>
+                <w:szCs w:val="20"/>
+              </w:rPr>
+              <w:t>checkResult</w:t>
+            </w:r>
+            <w:proofErr w:type="spellEnd"/>
+            <w:r>
+              <w:rPr>
+                <w:rFonts w:ascii="Consolas" w:eastAsia="Consolas" w:hAnsi="Consolas" w:cs="Consolas"/>
+                <w:color w:val="E3F2F1"/>
+                <w:sz w:val="20"/>
+                <w:szCs w:val="20"/>
+              </w:rPr>
+              <w:t>(</w:t>
+            </w:r>
+            <w:proofErr w:type="spellStart"/>
+            <w:r>
+              <w:rPr>
+                <w:rFonts w:ascii="Consolas" w:eastAsia="Consolas" w:hAnsi="Consolas" w:cs="Consolas"/>
+                <w:color w:val="E3F2F1"/>
+                <w:sz w:val="20"/>
+                <w:szCs w:val="20"/>
+              </w:rPr>
+              <w:t>pageTitle</w:t>
+            </w:r>
+            <w:proofErr w:type="spellEnd"/>
+            <w:r>
+              <w:rPr>
+                <w:rFonts w:ascii="Consolas" w:eastAsia="Consolas" w:hAnsi="Consolas" w:cs="Consolas"/>
+                <w:color w:val="E3F2F1"/>
+                <w:sz w:val="20"/>
+                <w:szCs w:val="20"/>
+              </w:rPr>
+              <w:t>);</w:t>
             </w:r>
           </w:p>
           <w:p>
@@ -1583,14 +2491,25 @@
             <w:pPr>
               <w:spacing w:after="20"/>
             </w:pPr>
-            <w:r>
-              <w:rPr>
-                <w:rFonts w:ascii="Consolas" w:eastAsia="Consolas" w:hAnsi="Consolas" w:cs="Consolas"/>
-                <w:color w:val="E3F2F1"/>
-                <w:sz w:val="20"/>
-                <w:szCs w:val="20"/>
-              </w:rPr>
-              <w:t>System.out.println(browser);</w:t>
+            <w:proofErr w:type="spellStart"/>
+            <w:r>
+              <w:rPr>
+                <w:rFonts w:ascii="Consolas" w:eastAsia="Consolas" w:hAnsi="Consolas" w:cs="Consolas"/>
+                <w:color w:val="E3F2F1"/>
+                <w:sz w:val="20"/>
+                <w:szCs w:val="20"/>
+              </w:rPr>
+              <w:t>System.out.println</w:t>
+            </w:r>
+            <w:proofErr w:type="spellEnd"/>
+            <w:r>
+              <w:rPr>
+                <w:rFonts w:ascii="Consolas" w:eastAsia="Consolas" w:hAnsi="Consolas" w:cs="Consolas"/>
+                <w:color w:val="E3F2F1"/>
+                <w:sz w:val="20"/>
+                <w:szCs w:val="20"/>
+              </w:rPr>
+              <w:t>(browser);</w:t>
             </w:r>
           </w:p>
         </w:tc>
@@ -1604,7 +2523,21 @@
         <w:rPr>
           <w:color w:val="1B2A4A"/>
         </w:rPr>
-        <w:t>A logic error is quieter — the code runs fine, but gives the wrong answer.</w:t>
+        <w:t xml:space="preserve">A logic error is quieter — the code runs </w:t>
+      </w:r>
+      <w:proofErr w:type="gramStart"/>
+      <w:r>
+        <w:rPr>
+          <w:color w:val="1B2A4A"/>
+        </w:rPr>
+        <w:t>fine, but</w:t>
+      </w:r>
+      <w:proofErr w:type="gramEnd"/>
+      <w:r>
+        <w:rPr>
+          <w:color w:val="1B2A4A"/>
+        </w:rPr>
+        <w:t xml:space="preserve"> gives the wrong answer.</w:t>
       </w:r>
     </w:p>
     <w:tbl>
@@ -1656,7 +2589,28 @@
                 <w:sz w:val="20"/>
                 <w:szCs w:val="20"/>
               </w:rPr>
-              <w:t>int expectedCode = 404;</w:t>
+              <w:lastRenderedPageBreak/>
+              <w:t xml:space="preserve">int </w:t>
+            </w:r>
+            <w:proofErr w:type="spellStart"/>
+            <w:r>
+              <w:rPr>
+                <w:rFonts w:ascii="Consolas" w:eastAsia="Consolas" w:hAnsi="Consolas" w:cs="Consolas"/>
+                <w:color w:val="E3F2F1"/>
+                <w:sz w:val="20"/>
+                <w:szCs w:val="20"/>
+              </w:rPr>
+              <w:t>expectedCode</w:t>
+            </w:r>
+            <w:proofErr w:type="spellEnd"/>
+            <w:r>
+              <w:rPr>
+                <w:rFonts w:ascii="Consolas" w:eastAsia="Consolas" w:hAnsi="Consolas" w:cs="Consolas"/>
+                <w:color w:val="E3F2F1"/>
+                <w:sz w:val="20"/>
+                <w:szCs w:val="20"/>
+              </w:rPr>
+              <w:t xml:space="preserve"> = 404;</w:t>
             </w:r>
           </w:p>
           <w:p>
@@ -1670,7 +2624,27 @@
                 <w:sz w:val="20"/>
                 <w:szCs w:val="20"/>
               </w:rPr>
-              <w:t>int actualCode = 200;</w:t>
+              <w:t xml:space="preserve">int </w:t>
+            </w:r>
+            <w:proofErr w:type="spellStart"/>
+            <w:r>
+              <w:rPr>
+                <w:rFonts w:ascii="Consolas" w:eastAsia="Consolas" w:hAnsi="Consolas" w:cs="Consolas"/>
+                <w:color w:val="E3F2F1"/>
+                <w:sz w:val="20"/>
+                <w:szCs w:val="20"/>
+              </w:rPr>
+              <w:t>actualCode</w:t>
+            </w:r>
+            <w:proofErr w:type="spellEnd"/>
+            <w:r>
+              <w:rPr>
+                <w:rFonts w:ascii="Consolas" w:eastAsia="Consolas" w:hAnsi="Consolas" w:cs="Consolas"/>
+                <w:color w:val="E3F2F1"/>
+                <w:sz w:val="20"/>
+                <w:szCs w:val="20"/>
+              </w:rPr>
+              <w:t xml:space="preserve"> = 200;</w:t>
             </w:r>
           </w:p>
           <w:p>
@@ -1684,7 +2658,47 @@
                 <w:sz w:val="20"/>
                 <w:szCs w:val="20"/>
               </w:rPr>
-              <w:t>if (actualCode = expectedCode)</w:t>
+              <w:t>if (</w:t>
+            </w:r>
+            <w:proofErr w:type="spellStart"/>
+            <w:r>
+              <w:rPr>
+                <w:rFonts w:ascii="Consolas" w:eastAsia="Consolas" w:hAnsi="Consolas" w:cs="Consolas"/>
+                <w:color w:val="E3F2F1"/>
+                <w:sz w:val="20"/>
+                <w:szCs w:val="20"/>
+              </w:rPr>
+              <w:t>actualCode</w:t>
+            </w:r>
+            <w:proofErr w:type="spellEnd"/>
+            <w:r>
+              <w:rPr>
+                <w:rFonts w:ascii="Consolas" w:eastAsia="Consolas" w:hAnsi="Consolas" w:cs="Consolas"/>
+                <w:color w:val="E3F2F1"/>
+                <w:sz w:val="20"/>
+                <w:szCs w:val="20"/>
+              </w:rPr>
+              <w:t xml:space="preserve"> = </w:t>
+            </w:r>
+            <w:proofErr w:type="spellStart"/>
+            <w:r>
+              <w:rPr>
+                <w:rFonts w:ascii="Consolas" w:eastAsia="Consolas" w:hAnsi="Consolas" w:cs="Consolas"/>
+                <w:color w:val="E3F2F1"/>
+                <w:sz w:val="20"/>
+                <w:szCs w:val="20"/>
+              </w:rPr>
+              <w:t>expectedCode</w:t>
+            </w:r>
+            <w:proofErr w:type="spellEnd"/>
+            <w:r>
+              <w:rPr>
+                <w:rFonts w:ascii="Consolas" w:eastAsia="Consolas" w:hAnsi="Consolas" w:cs="Consolas"/>
+                <w:color w:val="E3F2F1"/>
+                <w:sz w:val="20"/>
+                <w:szCs w:val="20"/>
+              </w:rPr>
+              <w:t>)</w:t>
             </w:r>
           </w:p>
         </w:tc>
@@ -1698,7 +2712,49 @@
         <w:rPr>
           <w:color w:val="1B2A4A"/>
         </w:rPr>
-        <w:t>Here, = stores a value instead of comparing (which needs ==) — the code may still run, but the check is broken.</w:t>
+        <w:t xml:space="preserve">Here, = </w:t>
+      </w:r>
+      <w:r>
+        <w:rPr>
+          <w:color w:val="1B2A4A"/>
+        </w:rPr>
+        <w:t>would store</w:t>
+      </w:r>
+      <w:r>
+        <w:rPr>
+          <w:color w:val="1B2A4A"/>
+        </w:rPr>
+        <w:t xml:space="preserve"> a value instead of comparing </w:t>
+      </w:r>
+      <w:r>
+        <w:rPr>
+          <w:color w:val="1B2A4A"/>
+        </w:rPr>
+        <w:t>values, while == checks whether two values are equal. In this Java example, using = inside</w:t>
+      </w:r>
+      <w:r>
+        <w:rPr>
+          <w:color w:val="1B2A4A"/>
+        </w:rPr>
+        <w:t xml:space="preserve"> the </w:t>
+      </w:r>
+      <w:r>
+        <w:rPr>
+          <w:color w:val="1B2A4A"/>
+        </w:rPr>
+        <w:t>condition is not the right comparison, so</w:t>
+      </w:r>
+      <w:r>
+        <w:rPr>
+          <w:color w:val="1B2A4A"/>
+        </w:rPr>
+        <w:t xml:space="preserve"> the check is broken.</w:t>
+      </w:r>
+      <w:r>
+        <w:rPr>
+          <w:color w:val="1B2A4A"/>
+        </w:rPr>
+        <w:t xml:space="preserve"> Beginners should remember the pattern: one equals sign assigns; two equals signs compare.</w:t>
       </w:r>
     </w:p>
     <w:p>
@@ -1726,7 +2782,7 @@
         <w:rPr>
           <w:color w:val="1B2A4A"/>
         </w:rPr>
-        <w:t>Work through this on your own. There's no single 'fast' way to debug — going slowly and checking one thing at a time is the professional way.</w:t>
+        <w:t>Work through this slowly. First, check whether Java can run the code at all. That helps you find syntax errors. Next, check whether the code gives the correct result. That helps you find logic errors. Debugging is not guessing quickly — it is checking one small thing at a time.</w:t>
       </w:r>
     </w:p>
     <w:tbl>
@@ -1778,7 +2834,27 @@
                 <w:sz w:val="20"/>
                 <w:szCs w:val="20"/>
               </w:rPr>
-              <w:t>String expectedTitle = "Dashboard"</w:t>
+              <w:t xml:space="preserve">String </w:t>
+            </w:r>
+            <w:proofErr w:type="spellStart"/>
+            <w:r>
+              <w:rPr>
+                <w:rFonts w:ascii="Consolas" w:eastAsia="Consolas" w:hAnsi="Consolas" w:cs="Consolas"/>
+                <w:color w:val="E3F2F1"/>
+                <w:sz w:val="20"/>
+                <w:szCs w:val="20"/>
+              </w:rPr>
+              <w:t>expectedTitle</w:t>
+            </w:r>
+            <w:proofErr w:type="spellEnd"/>
+            <w:r>
+              <w:rPr>
+                <w:rFonts w:ascii="Consolas" w:eastAsia="Consolas" w:hAnsi="Consolas" w:cs="Consolas"/>
+                <w:color w:val="E3F2F1"/>
+                <w:sz w:val="20"/>
+                <w:szCs w:val="20"/>
+              </w:rPr>
+              <w:t xml:space="preserve"> = "Dashboard"</w:t>
             </w:r>
           </w:p>
           <w:p>
@@ -1792,7 +2868,27 @@
                 <w:sz w:val="20"/>
                 <w:szCs w:val="20"/>
               </w:rPr>
-              <w:t>String actualTitle = "Dashboard";</w:t>
+              <w:t xml:space="preserve">String </w:t>
+            </w:r>
+            <w:proofErr w:type="spellStart"/>
+            <w:r>
+              <w:rPr>
+                <w:rFonts w:ascii="Consolas" w:eastAsia="Consolas" w:hAnsi="Consolas" w:cs="Consolas"/>
+                <w:color w:val="E3F2F1"/>
+                <w:sz w:val="20"/>
+                <w:szCs w:val="20"/>
+              </w:rPr>
+              <w:t>actualTitle</w:t>
+            </w:r>
+            <w:proofErr w:type="spellEnd"/>
+            <w:r>
+              <w:rPr>
+                <w:rFonts w:ascii="Consolas" w:eastAsia="Consolas" w:hAnsi="Consolas" w:cs="Consolas"/>
+                <w:color w:val="E3F2F1"/>
+                <w:sz w:val="20"/>
+                <w:szCs w:val="20"/>
+              </w:rPr>
+              <w:t xml:space="preserve"> = "Dashboard";</w:t>
             </w:r>
           </w:p>
           <w:p>
@@ -1820,8 +2916,59 @@
                 <w:sz w:val="20"/>
                 <w:szCs w:val="20"/>
               </w:rPr>
-              <w:t>if (actualTitle.equals("Dashboad")) {</w:t>
-            </w:r>
+              <w:t>if (</w:t>
+            </w:r>
+            <w:proofErr w:type="spellStart"/>
+            <w:r>
+              <w:rPr>
+                <w:rFonts w:ascii="Consolas" w:eastAsia="Consolas" w:hAnsi="Consolas" w:cs="Consolas"/>
+                <w:color w:val="E3F2F1"/>
+                <w:sz w:val="20"/>
+                <w:szCs w:val="20"/>
+              </w:rPr>
+              <w:t>actualTitle.equals</w:t>
+            </w:r>
+            <w:proofErr w:type="spellEnd"/>
+            <w:r>
+              <w:rPr>
+                <w:rFonts w:ascii="Consolas" w:eastAsia="Consolas" w:hAnsi="Consolas" w:cs="Consolas"/>
+                <w:color w:val="E3F2F1"/>
+                <w:sz w:val="20"/>
+                <w:szCs w:val="20"/>
+              </w:rPr>
+              <w:t>("</w:t>
+            </w:r>
+            <w:proofErr w:type="spellStart"/>
+            <w:r>
+              <w:rPr>
+                <w:rFonts w:ascii="Consolas" w:eastAsia="Consolas" w:hAnsi="Consolas" w:cs="Consolas"/>
+                <w:color w:val="E3F2F1"/>
+                <w:sz w:val="20"/>
+                <w:szCs w:val="20"/>
+              </w:rPr>
+              <w:t>Dashboad</w:t>
+            </w:r>
+            <w:proofErr w:type="spellEnd"/>
+            <w:r>
+              <w:rPr>
+                <w:rFonts w:ascii="Consolas" w:eastAsia="Consolas" w:hAnsi="Consolas" w:cs="Consolas"/>
+                <w:color w:val="E3F2F1"/>
+                <w:sz w:val="20"/>
+                <w:szCs w:val="20"/>
+              </w:rPr>
+              <w:t>"</w:t>
+            </w:r>
+            <w:proofErr w:type="gramStart"/>
+            <w:r>
+              <w:rPr>
+                <w:rFonts w:ascii="Consolas" w:eastAsia="Consolas" w:hAnsi="Consolas" w:cs="Consolas"/>
+                <w:color w:val="E3F2F1"/>
+                <w:sz w:val="20"/>
+                <w:szCs w:val="20"/>
+              </w:rPr>
+              <w:t>)) {</w:t>
+            </w:r>
+            <w:proofErr w:type="gramEnd"/>
           </w:p>
           <w:p>
             <w:pPr>
@@ -1834,7 +2981,27 @@
                 <w:sz w:val="20"/>
                 <w:szCs w:val="20"/>
               </w:rPr>
-              <w:t xml:space="preserve">    System.out.println("PASS");</w:t>
+              <w:t xml:space="preserve">    </w:t>
+            </w:r>
+            <w:proofErr w:type="spellStart"/>
+            <w:r>
+              <w:rPr>
+                <w:rFonts w:ascii="Consolas" w:eastAsia="Consolas" w:hAnsi="Consolas" w:cs="Consolas"/>
+                <w:color w:val="E3F2F1"/>
+                <w:sz w:val="20"/>
+                <w:szCs w:val="20"/>
+              </w:rPr>
+              <w:t>System.out.println</w:t>
+            </w:r>
+            <w:proofErr w:type="spellEnd"/>
+            <w:r>
+              <w:rPr>
+                <w:rFonts w:ascii="Consolas" w:eastAsia="Consolas" w:hAnsi="Consolas" w:cs="Consolas"/>
+                <w:color w:val="E3F2F1"/>
+                <w:sz w:val="20"/>
+                <w:szCs w:val="20"/>
+              </w:rPr>
+              <w:t>("PASS");</w:t>
             </w:r>
           </w:p>
           <w:p>
@@ -1862,7 +3029,27 @@
                 <w:sz w:val="20"/>
                 <w:szCs w:val="20"/>
               </w:rPr>
-              <w:t xml:space="preserve">    System.out.println("FAIL");</w:t>
+              <w:t xml:space="preserve">    </w:t>
+            </w:r>
+            <w:proofErr w:type="spellStart"/>
+            <w:r>
+              <w:rPr>
+                <w:rFonts w:ascii="Consolas" w:eastAsia="Consolas" w:hAnsi="Consolas" w:cs="Consolas"/>
+                <w:color w:val="E3F2F1"/>
+                <w:sz w:val="20"/>
+                <w:szCs w:val="20"/>
+              </w:rPr>
+              <w:t>System.out.println</w:t>
+            </w:r>
+            <w:proofErr w:type="spellEnd"/>
+            <w:r>
+              <w:rPr>
+                <w:rFonts w:ascii="Consolas" w:eastAsia="Consolas" w:hAnsi="Consolas" w:cs="Consolas"/>
+                <w:color w:val="E3F2F1"/>
+                <w:sz w:val="20"/>
+                <w:szCs w:val="20"/>
+              </w:rPr>
+              <w:t>("FAIL");</w:t>
             </w:r>
           </w:p>
           <w:p>
@@ -1911,7 +3098,6 @@
           <w:bCs/>
           <w:color w:val="013A40"/>
         </w:rPr>
-        <w:lastRenderedPageBreak/>
         <w:t xml:space="preserve">2. </w:t>
       </w:r>
       <w:r>
@@ -2014,7 +3200,35 @@
               <w:rPr>
                 <w:color w:val="1B2A4A"/>
               </w:rPr>
-              <w:t>2) “Dashboad” is misspelled inside .equals(), so it will never match “Dashboard” even when it should.</w:t>
+              <w:t>2) “</w:t>
+            </w:r>
+            <w:proofErr w:type="spellStart"/>
+            <w:r>
+              <w:rPr>
+                <w:color w:val="1B2A4A"/>
+              </w:rPr>
+              <w:t>Dashboad</w:t>
+            </w:r>
+            <w:proofErr w:type="spellEnd"/>
+            <w:r>
+              <w:rPr>
+                <w:color w:val="1B2A4A"/>
+              </w:rPr>
+              <w:t xml:space="preserve">” is misspelled </w:t>
+            </w:r>
+            <w:proofErr w:type="gramStart"/>
+            <w:r>
+              <w:rPr>
+                <w:color w:val="1B2A4A"/>
+              </w:rPr>
+              <w:t>inside .equals</w:t>
+            </w:r>
+            <w:proofErr w:type="gramEnd"/>
+            <w:r>
+              <w:rPr>
+                <w:color w:val="1B2A4A"/>
+              </w:rPr>
+              <w:t>(), so it will never match “Dashboard” even when it should.</w:t>
             </w:r>
           </w:p>
           <w:p>
@@ -2025,7 +3239,21 @@
               <w:rPr>
                 <w:color w:val="1B2A4A"/>
               </w:rPr>
-              <w:t>3) Once both are fixed, the program prints PASS, because actualTitle correctly matches the (correctly spelled) expected value.</w:t>
+              <w:t xml:space="preserve">3) Once both are fixed, the program prints PASS, because </w:t>
+            </w:r>
+            <w:proofErr w:type="spellStart"/>
+            <w:r>
+              <w:rPr>
+                <w:color w:val="1B2A4A"/>
+              </w:rPr>
+              <w:t>actualTitle</w:t>
+            </w:r>
+            <w:proofErr w:type="spellEnd"/>
+            <w:r>
+              <w:rPr>
+                <w:color w:val="1B2A4A"/>
+              </w:rPr>
+              <w:t xml:space="preserve"> correctly matches the (correctly spelled) expected value.</w:t>
             </w:r>
           </w:p>
         </w:tc>
@@ -2089,11 +3317,19 @@
         </w:numPr>
         <w:spacing w:after="60"/>
       </w:pPr>
-      <w:r>
-        <w:rPr>
-          <w:color w:val="1B2A4A"/>
-        </w:rPr>
-        <w:t>Variable — Store a username or expected title</w:t>
+      <w:proofErr w:type="gramStart"/>
+      <w:r>
+        <w:rPr>
+          <w:color w:val="1B2A4A"/>
+        </w:rPr>
+        <w:t>Variable — Store</w:t>
+      </w:r>
+      <w:proofErr w:type="gramEnd"/>
+      <w:r>
+        <w:rPr>
+          <w:color w:val="1B2A4A"/>
+        </w:rPr>
+        <w:t xml:space="preserve"> a username or expected title</w:t>
       </w:r>
     </w:p>
     <w:p>
@@ -2141,7 +3377,29 @@
         <w:rPr>
           <w:color w:val="1B2A4A"/>
         </w:rPr>
-        <w:t>Method — loginAsValidUser()</w:t>
+        <w:t xml:space="preserve">Method — </w:t>
+      </w:r>
+      <w:proofErr w:type="spellStart"/>
+      <w:proofErr w:type="gramStart"/>
+      <w:r>
+        <w:rPr>
+          <w:color w:val="1B2A4A"/>
+        </w:rPr>
+        <w:t>loginAsValidUser</w:t>
+      </w:r>
+      <w:proofErr w:type="spellEnd"/>
+      <w:r>
+        <w:rPr>
+          <w:color w:val="1B2A4A"/>
+        </w:rPr>
+        <w:t>(</w:t>
+      </w:r>
+      <w:proofErr w:type="gramEnd"/>
+      <w:r>
+        <w:rPr>
+          <w:color w:val="1B2A4A"/>
+        </w:rPr>
+        <w:t>)</w:t>
       </w:r>
     </w:p>
     <w:p>
@@ -2236,42 +3494,142 @@
             <w:pPr>
               <w:spacing w:after="20"/>
             </w:pPr>
-            <w:r>
-              <w:rPr>
-                <w:rFonts w:ascii="Consolas" w:eastAsia="Consolas" w:hAnsi="Consolas" w:cs="Consolas"/>
-                <w:color w:val="E3F2F1"/>
-                <w:sz w:val="20"/>
-                <w:szCs w:val="20"/>
-              </w:rPr>
-              <w:t>driver.get("https://shopngo.co.za/login");</w:t>
+            <w:proofErr w:type="spellStart"/>
+            <w:r>
+              <w:rPr>
+                <w:rFonts w:ascii="Consolas" w:eastAsia="Consolas" w:hAnsi="Consolas" w:cs="Consolas"/>
+                <w:color w:val="E3F2F1"/>
+                <w:sz w:val="20"/>
+                <w:szCs w:val="20"/>
+              </w:rPr>
+              <w:t>driver.get</w:t>
+            </w:r>
+            <w:proofErr w:type="spellEnd"/>
+            <w:r>
+              <w:rPr>
+                <w:rFonts w:ascii="Consolas" w:eastAsia="Consolas" w:hAnsi="Consolas" w:cs="Consolas"/>
+                <w:color w:val="E3F2F1"/>
+                <w:sz w:val="20"/>
+                <w:szCs w:val="20"/>
+              </w:rPr>
+              <w:t>("https://shopngo.co.za/login");</w:t>
             </w:r>
           </w:p>
           <w:p>
             <w:pPr>
               <w:spacing w:after="20"/>
             </w:pPr>
-            <w:r>
-              <w:rPr>
-                <w:rFonts w:ascii="Consolas" w:eastAsia="Consolas" w:hAnsi="Consolas" w:cs="Consolas"/>
-                <w:color w:val="E3F2F1"/>
-                <w:sz w:val="20"/>
-                <w:szCs w:val="20"/>
-              </w:rPr>
-              <w:t>driver.findElement(By.id("username")).sendKeys(username);</w:t>
+            <w:proofErr w:type="spellStart"/>
+            <w:proofErr w:type="gramStart"/>
+            <w:r>
+              <w:rPr>
+                <w:rFonts w:ascii="Consolas" w:eastAsia="Consolas" w:hAnsi="Consolas" w:cs="Consolas"/>
+                <w:color w:val="E3F2F1"/>
+                <w:sz w:val="20"/>
+                <w:szCs w:val="20"/>
+              </w:rPr>
+              <w:lastRenderedPageBreak/>
+              <w:t>driver.findElement</w:t>
+            </w:r>
+            <w:proofErr w:type="spellEnd"/>
+            <w:proofErr w:type="gramEnd"/>
+            <w:r>
+              <w:rPr>
+                <w:rFonts w:ascii="Consolas" w:eastAsia="Consolas" w:hAnsi="Consolas" w:cs="Consolas"/>
+                <w:color w:val="E3F2F1"/>
+                <w:sz w:val="20"/>
+                <w:szCs w:val="20"/>
+              </w:rPr>
+              <w:t>(By.id("username")</w:t>
+            </w:r>
+            <w:proofErr w:type="gramStart"/>
+            <w:r>
+              <w:rPr>
+                <w:rFonts w:ascii="Consolas" w:eastAsia="Consolas" w:hAnsi="Consolas" w:cs="Consolas"/>
+                <w:color w:val="E3F2F1"/>
+                <w:sz w:val="20"/>
+                <w:szCs w:val="20"/>
+              </w:rPr>
+              <w:t>).</w:t>
+            </w:r>
+            <w:proofErr w:type="spellStart"/>
+            <w:r>
+              <w:rPr>
+                <w:rFonts w:ascii="Consolas" w:eastAsia="Consolas" w:hAnsi="Consolas" w:cs="Consolas"/>
+                <w:color w:val="E3F2F1"/>
+                <w:sz w:val="20"/>
+                <w:szCs w:val="20"/>
+              </w:rPr>
+              <w:t>sendKeys</w:t>
+            </w:r>
+            <w:proofErr w:type="spellEnd"/>
+            <w:proofErr w:type="gramEnd"/>
+            <w:r>
+              <w:rPr>
+                <w:rFonts w:ascii="Consolas" w:eastAsia="Consolas" w:hAnsi="Consolas" w:cs="Consolas"/>
+                <w:color w:val="E3F2F1"/>
+                <w:sz w:val="20"/>
+                <w:szCs w:val="20"/>
+              </w:rPr>
+              <w:t>(username);</w:t>
             </w:r>
           </w:p>
           <w:p>
             <w:pPr>
               <w:spacing w:after="20"/>
             </w:pPr>
-            <w:r>
-              <w:rPr>
-                <w:rFonts w:ascii="Consolas" w:eastAsia="Consolas" w:hAnsi="Consolas" w:cs="Consolas"/>
-                <w:color w:val="E3F2F1"/>
-                <w:sz w:val="20"/>
-                <w:szCs w:val="20"/>
-              </w:rPr>
-              <w:t>driver.findElement(By.id("loginBtn")).click();</w:t>
+            <w:proofErr w:type="spellStart"/>
+            <w:proofErr w:type="gramStart"/>
+            <w:r>
+              <w:rPr>
+                <w:rFonts w:ascii="Consolas" w:eastAsia="Consolas" w:hAnsi="Consolas" w:cs="Consolas"/>
+                <w:color w:val="E3F2F1"/>
+                <w:sz w:val="20"/>
+                <w:szCs w:val="20"/>
+              </w:rPr>
+              <w:t>driver.findElement</w:t>
+            </w:r>
+            <w:proofErr w:type="spellEnd"/>
+            <w:proofErr w:type="gramEnd"/>
+            <w:r>
+              <w:rPr>
+                <w:rFonts w:ascii="Consolas" w:eastAsia="Consolas" w:hAnsi="Consolas" w:cs="Consolas"/>
+                <w:color w:val="E3F2F1"/>
+                <w:sz w:val="20"/>
+                <w:szCs w:val="20"/>
+              </w:rPr>
+              <w:t>(By.id("</w:t>
+            </w:r>
+            <w:proofErr w:type="spellStart"/>
+            <w:proofErr w:type="gramStart"/>
+            <w:r>
+              <w:rPr>
+                <w:rFonts w:ascii="Consolas" w:eastAsia="Consolas" w:hAnsi="Consolas" w:cs="Consolas"/>
+                <w:color w:val="E3F2F1"/>
+                <w:sz w:val="20"/>
+                <w:szCs w:val="20"/>
+              </w:rPr>
+              <w:t>loginBtn</w:t>
+            </w:r>
+            <w:proofErr w:type="spellEnd"/>
+            <w:r>
+              <w:rPr>
+                <w:rFonts w:ascii="Consolas" w:eastAsia="Consolas" w:hAnsi="Consolas" w:cs="Consolas"/>
+                <w:color w:val="E3F2F1"/>
+                <w:sz w:val="20"/>
+                <w:szCs w:val="20"/>
+              </w:rPr>
+              <w:t>")).click</w:t>
+            </w:r>
+            <w:proofErr w:type="gramEnd"/>
+            <w:r>
+              <w:rPr>
+                <w:rFonts w:ascii="Consolas" w:eastAsia="Consolas" w:hAnsi="Consolas" w:cs="Consolas"/>
+                <w:color w:val="E3F2F1"/>
+                <w:sz w:val="20"/>
+                <w:szCs w:val="20"/>
+              </w:rPr>
+              <w:t>();</w:t>
             </w:r>
           </w:p>
           <w:p>
@@ -2299,12 +3657,63 @@
                 <w:sz w:val="20"/>
                 <w:szCs w:val="20"/>
               </w:rPr>
-              <w:t>String title = driver.getTitle();</w:t>
+              <w:t xml:space="preserve">String title = </w:t>
+            </w:r>
+            <w:proofErr w:type="spellStart"/>
+            <w:proofErr w:type="gramStart"/>
+            <w:r>
+              <w:rPr>
+                <w:rFonts w:ascii="Consolas" w:eastAsia="Consolas" w:hAnsi="Consolas" w:cs="Consolas"/>
+                <w:color w:val="E3F2F1"/>
+                <w:sz w:val="20"/>
+                <w:szCs w:val="20"/>
+              </w:rPr>
+              <w:t>driver.getTitle</w:t>
+            </w:r>
+            <w:proofErr w:type="spellEnd"/>
+            <w:proofErr w:type="gramEnd"/>
+            <w:r>
+              <w:rPr>
+                <w:rFonts w:ascii="Consolas" w:eastAsia="Consolas" w:hAnsi="Consolas" w:cs="Consolas"/>
+                <w:color w:val="E3F2F1"/>
+                <w:sz w:val="20"/>
+                <w:szCs w:val="20"/>
+              </w:rPr>
+              <w:t>();</w:t>
             </w:r>
           </w:p>
         </w:tc>
       </w:tr>
     </w:tbl>
+    <w:p>
+      <w:pPr>
+        <w:rPr>
+          <w:kern w:val="2"/>
+          <w14:ligatures w14:val="standardContextual"/>
+        </w:rPr>
+      </w:pPr>
+      <w:r>
+        <w:rPr>
+          <w:color w:val="1B2A4A"/>
+        </w:rPr>
+        <w:lastRenderedPageBreak/>
+        <w:t>Before reading the Selenium code, describe what you expect it to do in plain English. A good first guess is: store a username, open the login page, type the username, click the login button, and then read the page title. After that, match each plain-English step to the Java line that performs it.</w:t>
+      </w:r>
+    </w:p>
+    <w:p>
+      <w:pPr>
+        <w:rPr>
+          <w:kern w:val="2"/>
+          <w14:ligatures w14:val="standardContextual"/>
+        </w:rPr>
+      </w:pPr>
+      <w:r>
+        <w:rPr>
+          <w:color w:val="1B2A4A"/>
+        </w:rPr>
+        <w:t>Before reading the Selenium code, describe what you expect it to do in plain English. A good first guess is: store a username, open the login page, type the username, click the login button, and then read the page title. After that, match each plain-English step to the Java line that performs it.</w:t>
+      </w:r>
+    </w:p>
     <w:p>
       <w:pPr>
         <w:spacing w:after="100"/>
@@ -2412,7 +3821,21 @@
               <w:rPr>
                 <w:color w:val="1B2A4A"/>
               </w:rPr>
-              <w:t>“A loop repeats the same block of code a set number of times or until a condition is met. A method gives a block of code a name so it can be reused wherever it's needed — it doesn't repeat on its own, it runs once each time it's called. You can even call a method from inside a loop, which is something I practised today.”</w:t>
+              <w:t xml:space="preserve">“A loop repeats the same block of code a set number of times or until a condition is met. A method gives a block of code a name so it can be reused wherever it's needed — it doesn't repeat on its own, it runs once each time it's called. You can even call a method from inside a loop, which is something I </w:t>
+            </w:r>
+            <w:proofErr w:type="spellStart"/>
+            <w:r>
+              <w:rPr>
+                <w:color w:val="1B2A4A"/>
+              </w:rPr>
+              <w:t>practised</w:t>
+            </w:r>
+            <w:proofErr w:type="spellEnd"/>
+            <w:r>
+              <w:rPr>
+                <w:color w:val="1B2A4A"/>
+              </w:rPr>
+              <w:t xml:space="preserve"> today.”</w:t>
             </w:r>
           </w:p>
         </w:tc>
@@ -2448,7 +3871,6 @@
         <w:rPr>
           <w:color w:val="1B2A4A"/>
         </w:rPr>
-        <w:lastRenderedPageBreak/>
         <w:t>On paper or in IntelliJ, sketch a method that takes a loop counter as input and prints a different message depending on whether the counter is an even or odd number. You don't need to know the exact Java syntax for even/odd yet — just describe in plain language what the method would do and when it would be called.</w:t>
       </w:r>
     </w:p>
@@ -3112,6 +4534,77 @@
       <w:color w:val="1F4D78"/>
     </w:rPr>
   </w:style>
+  <w:style w:type="paragraph" w:styleId="Heading7">
+    <w:name w:val="heading 7"/>
+    <w:basedOn w:val="Normal"/>
+    <w:next w:val="Normal"/>
+    <w:link w:val="Heading7Char"/>
+    <w:uiPriority w:val="9"/>
+    <w:semiHidden/>
+    <w:unhideWhenUsed/>
+    <w:qFormat/>
+    <w:rsid w:val="00AE6412"/>
+    <w:pPr>
+      <w:keepNext/>
+      <w:keepLines/>
+      <w:spacing w:before="40"/>
+      <w:outlineLvl w:val="6"/>
+    </w:pPr>
+    <w:rPr>
+      <w:rFonts w:asciiTheme="majorHAnsi" w:eastAsiaTheme="majorEastAsia" w:hAnsiTheme="majorHAnsi" w:cstheme="majorBidi"/>
+      <w:i/>
+      <w:iCs/>
+      <w:color w:val="0A2F40" w:themeColor="accent1" w:themeShade="7F"/>
+    </w:rPr>
+  </w:style>
+  <w:style w:type="paragraph" w:styleId="Heading8">
+    <w:name w:val="heading 8"/>
+    <w:basedOn w:val="Normal"/>
+    <w:next w:val="Normal"/>
+    <w:link w:val="Heading8Char"/>
+    <w:uiPriority w:val="9"/>
+    <w:semiHidden/>
+    <w:unhideWhenUsed/>
+    <w:qFormat/>
+    <w:rsid w:val="00AE6412"/>
+    <w:pPr>
+      <w:keepNext/>
+      <w:keepLines/>
+      <w:spacing w:before="40"/>
+      <w:outlineLvl w:val="7"/>
+    </w:pPr>
+    <w:rPr>
+      <w:rFonts w:asciiTheme="majorHAnsi" w:eastAsiaTheme="majorEastAsia" w:hAnsiTheme="majorHAnsi" w:cstheme="majorBidi"/>
+      <w:color w:val="272727" w:themeColor="text1" w:themeTint="D8"/>
+      <w:sz w:val="21"/>
+      <w:szCs w:val="21"/>
+    </w:rPr>
+  </w:style>
+  <w:style w:type="paragraph" w:styleId="Heading9">
+    <w:name w:val="heading 9"/>
+    <w:basedOn w:val="Normal"/>
+    <w:next w:val="Normal"/>
+    <w:link w:val="Heading9Char"/>
+    <w:uiPriority w:val="9"/>
+    <w:semiHidden/>
+    <w:unhideWhenUsed/>
+    <w:qFormat/>
+    <w:rsid w:val="00AE6412"/>
+    <w:pPr>
+      <w:keepNext/>
+      <w:keepLines/>
+      <w:spacing w:before="40"/>
+      <w:outlineLvl w:val="8"/>
+    </w:pPr>
+    <w:rPr>
+      <w:rFonts w:asciiTheme="majorHAnsi" w:eastAsiaTheme="majorEastAsia" w:hAnsiTheme="majorHAnsi" w:cstheme="majorBidi"/>
+      <w:i/>
+      <w:iCs/>
+      <w:color w:val="272727" w:themeColor="text1" w:themeTint="D8"/>
+      <w:sz w:val="21"/>
+      <w:szCs w:val="21"/>
+    </w:rPr>
+  </w:style>
   <w:style w:type="character" w:default="1" w:styleId="DefaultParagraphFont">
     <w:name w:val="Default Paragraph Font"/>
     <w:uiPriority w:val="1"/>
@@ -3229,6 +4722,279 @@
     <w:rPr>
       <w:sz w:val="20"/>
       <w:szCs w:val="20"/>
+    </w:rPr>
+  </w:style>
+  <w:style w:type="character" w:styleId="BookTitle">
+    <w:name w:val="Book Title"/>
+    <w:basedOn w:val="DefaultParagraphFont"/>
+    <w:uiPriority w:val="33"/>
+    <w:qFormat/>
+    <w:rsid w:val="00AE6412"/>
+    <w:rPr>
+      <w:b/>
+      <w:bCs/>
+      <w:i/>
+      <w:iCs/>
+      <w:spacing w:val="5"/>
+    </w:rPr>
+  </w:style>
+  <w:style w:type="paragraph" w:styleId="Caption">
+    <w:name w:val="caption"/>
+    <w:basedOn w:val="Normal"/>
+    <w:next w:val="Normal"/>
+    <w:uiPriority w:val="35"/>
+    <w:semiHidden/>
+    <w:unhideWhenUsed/>
+    <w:qFormat/>
+    <w:rsid w:val="00AE6412"/>
+    <w:pPr>
+      <w:spacing w:after="200"/>
+    </w:pPr>
+    <w:rPr>
+      <w:i/>
+      <w:iCs/>
+      <w:color w:val="0E2841" w:themeColor="text2"/>
+      <w:sz w:val="18"/>
+      <w:szCs w:val="18"/>
+    </w:rPr>
+  </w:style>
+  <w:style w:type="character" w:styleId="Emphasis">
+    <w:name w:val="Emphasis"/>
+    <w:basedOn w:val="DefaultParagraphFont"/>
+    <w:uiPriority w:val="20"/>
+    <w:qFormat/>
+    <w:rsid w:val="00AE6412"/>
+    <w:rPr>
+      <w:i/>
+      <w:iCs/>
+    </w:rPr>
+  </w:style>
+  <w:style w:type="character" w:customStyle="1" w:styleId="Heading7Char">
+    <w:name w:val="Heading 7 Char"/>
+    <w:basedOn w:val="DefaultParagraphFont"/>
+    <w:link w:val="Heading7"/>
+    <w:uiPriority w:val="9"/>
+    <w:semiHidden/>
+    <w:rsid w:val="00AE6412"/>
+    <w:rPr>
+      <w:rFonts w:asciiTheme="majorHAnsi" w:eastAsiaTheme="majorEastAsia" w:hAnsiTheme="majorHAnsi" w:cstheme="majorBidi"/>
+      <w:i/>
+      <w:iCs/>
+      <w:color w:val="0A2F40" w:themeColor="accent1" w:themeShade="7F"/>
+    </w:rPr>
+  </w:style>
+  <w:style w:type="character" w:customStyle="1" w:styleId="Heading8Char">
+    <w:name w:val="Heading 8 Char"/>
+    <w:basedOn w:val="DefaultParagraphFont"/>
+    <w:link w:val="Heading8"/>
+    <w:uiPriority w:val="9"/>
+    <w:semiHidden/>
+    <w:rsid w:val="00AE6412"/>
+    <w:rPr>
+      <w:rFonts w:asciiTheme="majorHAnsi" w:eastAsiaTheme="majorEastAsia" w:hAnsiTheme="majorHAnsi" w:cstheme="majorBidi"/>
+      <w:color w:val="272727" w:themeColor="text1" w:themeTint="D8"/>
+      <w:sz w:val="21"/>
+      <w:szCs w:val="21"/>
+    </w:rPr>
+  </w:style>
+  <w:style w:type="character" w:customStyle="1" w:styleId="Heading9Char">
+    <w:name w:val="Heading 9 Char"/>
+    <w:basedOn w:val="DefaultParagraphFont"/>
+    <w:link w:val="Heading9"/>
+    <w:uiPriority w:val="9"/>
+    <w:semiHidden/>
+    <w:rsid w:val="00AE6412"/>
+    <w:rPr>
+      <w:rFonts w:asciiTheme="majorHAnsi" w:eastAsiaTheme="majorEastAsia" w:hAnsiTheme="majorHAnsi" w:cstheme="majorBidi"/>
+      <w:i/>
+      <w:iCs/>
+      <w:color w:val="272727" w:themeColor="text1" w:themeTint="D8"/>
+      <w:sz w:val="21"/>
+      <w:szCs w:val="21"/>
+    </w:rPr>
+  </w:style>
+  <w:style w:type="character" w:styleId="IntenseEmphasis">
+    <w:name w:val="Intense Emphasis"/>
+    <w:basedOn w:val="DefaultParagraphFont"/>
+    <w:uiPriority w:val="21"/>
+    <w:qFormat/>
+    <w:rsid w:val="00AE6412"/>
+    <w:rPr>
+      <w:i/>
+      <w:iCs/>
+      <w:color w:val="156082" w:themeColor="accent1"/>
+    </w:rPr>
+  </w:style>
+  <w:style w:type="paragraph" w:styleId="IntenseQuote">
+    <w:name w:val="Intense Quote"/>
+    <w:basedOn w:val="Normal"/>
+    <w:next w:val="Normal"/>
+    <w:link w:val="IntenseQuoteChar"/>
+    <w:uiPriority w:val="30"/>
+    <w:qFormat/>
+    <w:rsid w:val="00AE6412"/>
+    <w:pPr>
+      <w:pBdr>
+        <w:top w:val="single" w:sz="4" w:space="10" w:color="156082" w:themeColor="accent1"/>
+        <w:bottom w:val="single" w:sz="4" w:space="10" w:color="156082" w:themeColor="accent1"/>
+      </w:pBdr>
+      <w:spacing w:before="360" w:after="360"/>
+      <w:ind w:left="864" w:right="864"/>
+      <w:jc w:val="center"/>
+    </w:pPr>
+    <w:rPr>
+      <w:i/>
+      <w:iCs/>
+      <w:color w:val="156082" w:themeColor="accent1"/>
+    </w:rPr>
+  </w:style>
+  <w:style w:type="character" w:customStyle="1" w:styleId="IntenseQuoteChar">
+    <w:name w:val="Intense Quote Char"/>
+    <w:basedOn w:val="DefaultParagraphFont"/>
+    <w:link w:val="IntenseQuote"/>
+    <w:uiPriority w:val="30"/>
+    <w:rsid w:val="00AE6412"/>
+    <w:rPr>
+      <w:i/>
+      <w:iCs/>
+      <w:color w:val="156082" w:themeColor="accent1"/>
+    </w:rPr>
+  </w:style>
+  <w:style w:type="character" w:styleId="IntenseReference">
+    <w:name w:val="Intense Reference"/>
+    <w:basedOn w:val="DefaultParagraphFont"/>
+    <w:uiPriority w:val="32"/>
+    <w:qFormat/>
+    <w:rsid w:val="00AE6412"/>
+    <w:rPr>
+      <w:b/>
+      <w:bCs/>
+      <w:smallCaps/>
+      <w:color w:val="156082" w:themeColor="accent1"/>
+      <w:spacing w:val="5"/>
+    </w:rPr>
+  </w:style>
+  <w:style w:type="paragraph" w:styleId="NoSpacing">
+    <w:name w:val="No Spacing"/>
+    <w:uiPriority w:val="1"/>
+    <w:qFormat/>
+    <w:rsid w:val="00AE6412"/>
+  </w:style>
+  <w:style w:type="paragraph" w:styleId="Quote">
+    <w:name w:val="Quote"/>
+    <w:basedOn w:val="Normal"/>
+    <w:next w:val="Normal"/>
+    <w:link w:val="QuoteChar"/>
+    <w:uiPriority w:val="29"/>
+    <w:qFormat/>
+    <w:rsid w:val="00AE6412"/>
+    <w:pPr>
+      <w:spacing w:before="200" w:after="160"/>
+      <w:ind w:left="864" w:right="864"/>
+      <w:jc w:val="center"/>
+    </w:pPr>
+    <w:rPr>
+      <w:i/>
+      <w:iCs/>
+      <w:color w:val="404040" w:themeColor="text1" w:themeTint="BF"/>
+    </w:rPr>
+  </w:style>
+  <w:style w:type="character" w:customStyle="1" w:styleId="QuoteChar">
+    <w:name w:val="Quote Char"/>
+    <w:basedOn w:val="DefaultParagraphFont"/>
+    <w:link w:val="Quote"/>
+    <w:uiPriority w:val="29"/>
+    <w:rsid w:val="00AE6412"/>
+    <w:rPr>
+      <w:i/>
+      <w:iCs/>
+      <w:color w:val="404040" w:themeColor="text1" w:themeTint="BF"/>
+    </w:rPr>
+  </w:style>
+  <w:style w:type="character" w:styleId="Strong">
+    <w:name w:val="Strong"/>
+    <w:basedOn w:val="DefaultParagraphFont"/>
+    <w:uiPriority w:val="22"/>
+    <w:qFormat/>
+    <w:rsid w:val="00AE6412"/>
+    <w:rPr>
+      <w:b/>
+      <w:bCs/>
+    </w:rPr>
+  </w:style>
+  <w:style w:type="paragraph" w:styleId="Subtitle">
+    <w:name w:val="Subtitle"/>
+    <w:basedOn w:val="Normal"/>
+    <w:next w:val="Normal"/>
+    <w:link w:val="SubtitleChar"/>
+    <w:uiPriority w:val="11"/>
+    <w:qFormat/>
+    <w:rsid w:val="00AE6412"/>
+    <w:pPr>
+      <w:numPr>
+        <w:ilvl w:val="1"/>
+      </w:numPr>
+      <w:spacing w:after="160"/>
+    </w:pPr>
+    <w:rPr>
+      <w:rFonts w:asciiTheme="minorHAnsi" w:eastAsiaTheme="minorEastAsia" w:hAnsiTheme="minorHAnsi" w:cstheme="minorBidi"/>
+      <w:color w:val="5A5A5A" w:themeColor="text1" w:themeTint="A5"/>
+      <w:spacing w:val="15"/>
+    </w:rPr>
+  </w:style>
+  <w:style w:type="character" w:customStyle="1" w:styleId="SubtitleChar">
+    <w:name w:val="Subtitle Char"/>
+    <w:basedOn w:val="DefaultParagraphFont"/>
+    <w:link w:val="Subtitle"/>
+    <w:uiPriority w:val="11"/>
+    <w:rsid w:val="00AE6412"/>
+    <w:rPr>
+      <w:rFonts w:asciiTheme="minorHAnsi" w:eastAsiaTheme="minorEastAsia" w:hAnsiTheme="minorHAnsi" w:cstheme="minorBidi"/>
+      <w:color w:val="5A5A5A" w:themeColor="text1" w:themeTint="A5"/>
+      <w:spacing w:val="15"/>
+    </w:rPr>
+  </w:style>
+  <w:style w:type="character" w:styleId="SubtleEmphasis">
+    <w:name w:val="Subtle Emphasis"/>
+    <w:basedOn w:val="DefaultParagraphFont"/>
+    <w:uiPriority w:val="19"/>
+    <w:qFormat/>
+    <w:rsid w:val="00AE6412"/>
+    <w:rPr>
+      <w:i/>
+      <w:iCs/>
+      <w:color w:val="404040" w:themeColor="text1" w:themeTint="BF"/>
+    </w:rPr>
+  </w:style>
+  <w:style w:type="character" w:styleId="SubtleReference">
+    <w:name w:val="Subtle Reference"/>
+    <w:basedOn w:val="DefaultParagraphFont"/>
+    <w:uiPriority w:val="31"/>
+    <w:qFormat/>
+    <w:rsid w:val="00AE6412"/>
+    <w:rPr>
+      <w:smallCaps/>
+      <w:color w:val="5A5A5A" w:themeColor="text1" w:themeTint="A5"/>
+    </w:rPr>
+  </w:style>
+  <w:style w:type="paragraph" w:styleId="TOCHeading">
+    <w:name w:val="TOC Heading"/>
+    <w:basedOn w:val="Heading1"/>
+    <w:next w:val="Normal"/>
+    <w:uiPriority w:val="39"/>
+    <w:semiHidden/>
+    <w:unhideWhenUsed/>
+    <w:qFormat/>
+    <w:rsid w:val="00AE6412"/>
+    <w:pPr>
+      <w:keepNext/>
+      <w:keepLines/>
+      <w:spacing w:before="240"/>
+      <w:outlineLvl w:val="9"/>
+    </w:pPr>
+    <w:rPr>
+      <w:rFonts w:asciiTheme="majorHAnsi" w:eastAsiaTheme="majorEastAsia" w:hAnsiTheme="majorHAnsi" w:cstheme="majorBidi"/>
+      <w:color w:val="0F4761" w:themeColor="accent1" w:themeShade="BF"/>
     </w:rPr>
   </w:style>
 </w:styles>
